--- a/Task2/Documentation/DevelopmentDiary.docx
+++ b/Task2/Documentation/DevelopmentDiary.docx
@@ -1015,23 +1015,7 @@
     </w:p>
     <w:p>
       <w:r>
-        <w:t xml:space="preserve">Picking the correct project template, we are going to make </w:t>
-      </w:r>
-      <w:proofErr w:type="gramStart"/>
-      <w:r>
-        <w:t>us</w:t>
-      </w:r>
-      <w:proofErr w:type="gramEnd"/>
-      <w:r>
-        <w:t xml:space="preserve"> of ASP.NET Core Web App MVC (Model View Controller) due to the great foundation it provides to build on. We give it the project </w:t>
-      </w:r>
-      <w:proofErr w:type="gramStart"/>
-      <w:r>
-        <w:t>name</w:t>
-      </w:r>
-      <w:proofErr w:type="gramEnd"/>
-      <w:r>
-        <w:t xml:space="preserve"> </w:t>
+        <w:t xml:space="preserve">Picking the correct project template, we are going to make us of ASP.NET Core Web App MVC (Model View Controller) due to the great foundation it provides to build on. We give it the project name </w:t>
       </w:r>
       <w:proofErr w:type="spellStart"/>
       <w:r>
@@ -1138,30 +1122,12 @@
         <w:t xml:space="preserve">Then by pressing the Create button, the project is created, we first install base packages (typically to version 9.0.12 as it is the latest for .NET 9.0) to allow us to have extra functionality, and so that we </w:t>
       </w:r>
       <w:proofErr w:type="spellStart"/>
-      <w:proofErr w:type="gramStart"/>
       <w:r>
         <w:t>wont</w:t>
       </w:r>
       <w:proofErr w:type="spellEnd"/>
-      <w:proofErr w:type="gramEnd"/>
-      <w:r>
-        <w:t xml:space="preserve"> </w:t>
-      </w:r>
-      <w:proofErr w:type="gramStart"/>
-      <w:r>
-        <w:t>have to</w:t>
-      </w:r>
-      <w:proofErr w:type="gramEnd"/>
-      <w:r>
-        <w:t xml:space="preserve"> add new migrations </w:t>
-      </w:r>
-      <w:proofErr w:type="gramStart"/>
-      <w:r>
-        <w:t>later on</w:t>
-      </w:r>
-      <w:proofErr w:type="gramEnd"/>
-      <w:r>
-        <w:t xml:space="preserve"> in the project</w:t>
+      <w:r>
+        <w:t xml:space="preserve"> have to add new migrations later on in the project</w:t>
       </w:r>
       <w:r>
         <w:t>.</w:t>
@@ -1452,23 +1418,7 @@
     </w:p>
     <w:p>
       <w:r>
-        <w:t xml:space="preserve">To resolve this error, we must add and update a migration, as it creates the SQL database, and any new models while also updating any changes made. We first </w:t>
-      </w:r>
-      <w:proofErr w:type="gramStart"/>
-      <w:r>
-        <w:t>run</w:t>
-      </w:r>
-      <w:proofErr w:type="gramEnd"/>
-      <w:r>
-        <w:t xml:space="preserve"> in </w:t>
-      </w:r>
-      <w:proofErr w:type="gramStart"/>
-      <w:r>
-        <w:t>the Package</w:t>
-      </w:r>
-      <w:proofErr w:type="gramEnd"/>
-      <w:r>
-        <w:t xml:space="preserve"> Manager Console:</w:t>
+        <w:t>To resolve this error, we must add and update a migration, as it creates the SQL database, and any new models while also updating any changes made. We first run in the Package Manager Console:</w:t>
       </w:r>
     </w:p>
     <w:p>
@@ -1612,23 +1562,7 @@
     </w:p>
     <w:p>
       <w:r>
-        <w:t xml:space="preserve">Now that a migration is added, we can create users accounts without </w:t>
-      </w:r>
-      <w:proofErr w:type="gramStart"/>
-      <w:r>
-        <w:t>the error</w:t>
-      </w:r>
-      <w:proofErr w:type="gramEnd"/>
-      <w:r>
-        <w:t xml:space="preserve"> occurring. This is why we made use of individual accounts, because </w:t>
-      </w:r>
-      <w:proofErr w:type="gramStart"/>
-      <w:r>
-        <w:t>its</w:t>
-      </w:r>
-      <w:proofErr w:type="gramEnd"/>
-      <w:r>
-        <w:t xml:space="preserve"> given us a user database with a customizable account creation system. Not only this, but it provides amazing security as it has been tested and coded by professionals in the industry.</w:t>
+        <w:t>Now that a migration is added, we can create users accounts without the error occurring. This is why we made use of individual accounts, because its given us a user database with a customizable account creation system. Not only this, but it provides amazing security as it has been tested and coded by professionals in the industry.</w:t>
       </w:r>
     </w:p>
     <w:p/>
@@ -1646,15 +1580,7 @@
     <w:p/>
     <w:p>
       <w:r>
-        <w:t xml:space="preserve">During Task 1, with the designs, I decided to change some of my data types of the models around. They’re minor changes but still </w:t>
-      </w:r>
-      <w:proofErr w:type="gramStart"/>
-      <w:r>
-        <w:t>needed</w:t>
-      </w:r>
-      <w:proofErr w:type="gramEnd"/>
-      <w:r>
-        <w:t xml:space="preserve"> to be paid attention to. I changed data types and added new attributes</w:t>
+        <w:t>During Task 1, with the designs, I decided to change some of my data types of the models around. They’re minor changes but still needed to be paid attention to. I changed data types and added new attributes</w:t>
       </w:r>
       <w:r>
         <w:t>, I also removed and added new models</w:t>
@@ -1906,13 +1832,8 @@
             <w:tcW w:w="2236" w:type="dxa"/>
           </w:tcPr>
           <w:p>
-            <w:proofErr w:type="gramStart"/>
-            <w:r>
-              <w:t>References</w:t>
-            </w:r>
-            <w:proofErr w:type="gramEnd"/>
-            <w:r>
-              <w:t xml:space="preserve"> the user who owns the address</w:t>
+            <w:r>
+              <w:t>References the user who owns the address</w:t>
             </w:r>
           </w:p>
         </w:tc>
@@ -2786,13 +2707,8 @@
             <w:tcW w:w="1903" w:type="dxa"/>
           </w:tcPr>
           <w:p>
-            <w:proofErr w:type="gramStart"/>
-            <w:r>
-              <w:t>References</w:t>
-            </w:r>
-            <w:proofErr w:type="gramEnd"/>
-            <w:r>
-              <w:t xml:space="preserve"> the basket</w:t>
+            <w:r>
+              <w:t>References the basket</w:t>
             </w:r>
           </w:p>
         </w:tc>
@@ -2855,13 +2771,8 @@
             <w:tcW w:w="1903" w:type="dxa"/>
           </w:tcPr>
           <w:p>
-            <w:proofErr w:type="gramStart"/>
-            <w:r>
-              <w:t>References</w:t>
-            </w:r>
-            <w:proofErr w:type="gramEnd"/>
-            <w:r>
-              <w:t xml:space="preserve"> the product</w:t>
+            <w:r>
+              <w:t>References the product</w:t>
             </w:r>
           </w:p>
         </w:tc>
@@ -2925,15 +2836,7 @@
           </w:tcPr>
           <w:p>
             <w:r>
-              <w:t xml:space="preserve">Numeric number of </w:t>
-            </w:r>
-            <w:proofErr w:type="gramStart"/>
-            <w:r>
-              <w:t>amount</w:t>
-            </w:r>
-            <w:proofErr w:type="gramEnd"/>
-            <w:r>
-              <w:t xml:space="preserve"> of the product in basket</w:t>
+              <w:t>Numeric number of amount of the product in basket</w:t>
             </w:r>
           </w:p>
         </w:tc>
@@ -3700,12 +3603,10 @@
         <w:t xml:space="preserve">Table: </w:t>
       </w:r>
       <w:proofErr w:type="spellStart"/>
-      <w:proofErr w:type="gramStart"/>
       <w:r>
         <w:t>orderProducts</w:t>
       </w:r>
       <w:proofErr w:type="spellEnd"/>
-      <w:proofErr w:type="gramEnd"/>
       <w:r>
         <w:t xml:space="preserve"> [BEFORE]</w:t>
       </w:r>
@@ -3944,13 +3845,8 @@
             <w:tcW w:w="2045" w:type="dxa"/>
           </w:tcPr>
           <w:p>
-            <w:proofErr w:type="gramStart"/>
-            <w:r>
-              <w:t>References</w:t>
-            </w:r>
-            <w:proofErr w:type="gramEnd"/>
-            <w:r>
-              <w:t xml:space="preserve"> the order</w:t>
+            <w:r>
+              <w:t>References the order</w:t>
             </w:r>
           </w:p>
         </w:tc>
@@ -4018,13 +3914,8 @@
             <w:tcW w:w="2045" w:type="dxa"/>
           </w:tcPr>
           <w:p>
-            <w:proofErr w:type="gramStart"/>
-            <w:r>
-              <w:t>References</w:t>
-            </w:r>
-            <w:proofErr w:type="gramEnd"/>
-            <w:r>
-              <w:t xml:space="preserve"> the product</w:t>
+            <w:r>
+              <w:t>References the product</w:t>
             </w:r>
           </w:p>
         </w:tc>
@@ -4429,13 +4320,8 @@
             <w:tcW w:w="1503" w:type="dxa"/>
           </w:tcPr>
           <w:p>
-            <w:proofErr w:type="gramStart"/>
-            <w:r>
-              <w:t>References</w:t>
-            </w:r>
-            <w:proofErr w:type="gramEnd"/>
-            <w:r>
-              <w:t xml:space="preserve"> the user</w:t>
+            <w:r>
+              <w:t>References the user</w:t>
             </w:r>
           </w:p>
         </w:tc>
@@ -4541,12 +4427,10 @@
         <w:t xml:space="preserve">Table: </w:t>
       </w:r>
       <w:proofErr w:type="spellStart"/>
-      <w:proofErr w:type="gramStart"/>
       <w:r>
         <w:t>loyaltyTransaction</w:t>
       </w:r>
       <w:proofErr w:type="spellEnd"/>
-      <w:proofErr w:type="gramEnd"/>
       <w:r>
         <w:t xml:space="preserve"> [BEFORE]</w:t>
       </w:r>
@@ -4913,13 +4797,8 @@
             <w:tcW w:w="1787" w:type="dxa"/>
           </w:tcPr>
           <w:p>
-            <w:proofErr w:type="gramStart"/>
-            <w:r>
-              <w:t>Amount</w:t>
-            </w:r>
-            <w:proofErr w:type="gramEnd"/>
-            <w:r>
-              <w:t xml:space="preserve"> of points added or removed</w:t>
+            <w:r>
+              <w:t>Amount of points added or removed</w:t>
             </w:r>
           </w:p>
         </w:tc>
@@ -5323,13 +5202,8 @@
             <w:tcW w:w="2471" w:type="dxa"/>
           </w:tcPr>
           <w:p>
-            <w:proofErr w:type="gramStart"/>
-            <w:r>
-              <w:t>References</w:t>
-            </w:r>
-            <w:proofErr w:type="gramEnd"/>
-            <w:r>
-              <w:t xml:space="preserve"> the user which placed the order</w:t>
+            <w:r>
+              <w:t>References the user which placed the order</w:t>
             </w:r>
           </w:p>
         </w:tc>
@@ -5392,13 +5266,8 @@
             <w:tcW w:w="2471" w:type="dxa"/>
           </w:tcPr>
           <w:p>
-            <w:proofErr w:type="gramStart"/>
-            <w:r>
-              <w:t>References</w:t>
-            </w:r>
-            <w:proofErr w:type="gramEnd"/>
-            <w:r>
-              <w:t xml:space="preserve"> the delivery address</w:t>
+            <w:r>
+              <w:t>References the delivery address</w:t>
             </w:r>
           </w:p>
         </w:tc>
@@ -6112,15 +5981,7 @@
     <w:p/>
     <w:p>
       <w:r>
-        <w:t xml:space="preserve">I added the Status attribute as I plan to implement logic for the basket </w:t>
-      </w:r>
-      <w:proofErr w:type="gramStart"/>
-      <w:r>
-        <w:t>being</w:t>
-      </w:r>
-      <w:proofErr w:type="gramEnd"/>
-      <w:r>
-        <w:t xml:space="preserve"> active or complete through controller backend.</w:t>
+        <w:t>I added the Status attribute as I plan to implement logic for the basket being active or complete through controller backend.</w:t>
       </w:r>
     </w:p>
     <w:p/>
@@ -6371,13 +6232,8 @@
             <w:tcW w:w="1903" w:type="dxa"/>
           </w:tcPr>
           <w:p>
-            <w:proofErr w:type="gramStart"/>
-            <w:r>
-              <w:t>References</w:t>
-            </w:r>
-            <w:proofErr w:type="gramEnd"/>
-            <w:r>
-              <w:t xml:space="preserve"> the basket</w:t>
+            <w:r>
+              <w:t>References the basket</w:t>
             </w:r>
           </w:p>
         </w:tc>
@@ -6443,13 +6299,8 @@
             <w:tcW w:w="1903" w:type="dxa"/>
           </w:tcPr>
           <w:p>
-            <w:proofErr w:type="gramStart"/>
-            <w:r>
-              <w:t>References</w:t>
-            </w:r>
-            <w:proofErr w:type="gramEnd"/>
-            <w:r>
-              <w:t xml:space="preserve"> the product</w:t>
+            <w:r>
+              <w:t>References the product</w:t>
             </w:r>
           </w:p>
         </w:tc>
@@ -6803,13 +6654,8 @@
             <w:tcW w:w="2029" w:type="dxa"/>
           </w:tcPr>
           <w:p>
-            <w:proofErr w:type="gramStart"/>
-            <w:r>
-              <w:t>References</w:t>
-            </w:r>
-            <w:proofErr w:type="gramEnd"/>
-            <w:r>
-              <w:t xml:space="preserve"> the order</w:t>
+            <w:r>
+              <w:t>References the order</w:t>
             </w:r>
           </w:p>
         </w:tc>
@@ -6877,13 +6723,8 @@
             <w:tcW w:w="2029" w:type="dxa"/>
           </w:tcPr>
           <w:p>
-            <w:proofErr w:type="gramStart"/>
-            <w:r>
-              <w:t>References</w:t>
-            </w:r>
-            <w:proofErr w:type="gramEnd"/>
-            <w:r>
-              <w:t xml:space="preserve"> the product</w:t>
+            <w:r>
+              <w:t>References the product</w:t>
             </w:r>
           </w:p>
         </w:tc>
@@ -6986,23 +6827,7 @@
     <w:p/>
     <w:p>
       <w:r>
-        <w:t xml:space="preserve">The product price seemed unnecessary in </w:t>
-      </w:r>
-      <w:proofErr w:type="gramStart"/>
-      <w:r>
-        <w:t>development</w:t>
-      </w:r>
-      <w:proofErr w:type="gramEnd"/>
-      <w:r>
-        <w:t xml:space="preserve"> so I removed it, as I felt like it was </w:t>
-      </w:r>
-      <w:proofErr w:type="gramStart"/>
-      <w:r>
-        <w:t>over complicating</w:t>
-      </w:r>
-      <w:proofErr w:type="gramEnd"/>
-      <w:r>
-        <w:t xml:space="preserve"> the system unnecessarily. </w:t>
+        <w:t xml:space="preserve">The product price seemed unnecessary in development so I removed it, as I felt like it was over complicating the system unnecessarily. </w:t>
       </w:r>
     </w:p>
     <w:p/>
@@ -7253,13 +7078,8 @@
             <w:tcW w:w="2123" w:type="dxa"/>
           </w:tcPr>
           <w:p>
-            <w:proofErr w:type="gramStart"/>
-            <w:r>
-              <w:t>References</w:t>
-            </w:r>
-            <w:proofErr w:type="gramEnd"/>
-            <w:r>
-              <w:t xml:space="preserve"> the user which placed the order</w:t>
+            <w:r>
+              <w:t>References the user which placed the order</w:t>
             </w:r>
           </w:p>
         </w:tc>
@@ -8268,34 +8088,10 @@
       </w:r>
       <w:proofErr w:type="spellEnd"/>
       <w:r>
-        <w:t xml:space="preserve"> is removed as a foreign key, along with the Address </w:t>
-      </w:r>
-      <w:proofErr w:type="gramStart"/>
-      <w:r>
-        <w:t>model as a whole, as</w:t>
-      </w:r>
-      <w:proofErr w:type="gramEnd"/>
-      <w:r>
-        <w:t xml:space="preserve"> I am no longer making use of the address table. I believe it is more simple, easier and efficient for this project to just have the address information within the orders table to avoid conflict between controllers. </w:t>
-      </w:r>
-      <w:proofErr w:type="gramStart"/>
-      <w:r>
-        <w:t>So</w:t>
-      </w:r>
-      <w:proofErr w:type="gramEnd"/>
-      <w:r>
-        <w:t xml:space="preserve"> for this reason, I added the attributes from that model here. Not only this, but I made Delivery information a nullable selection for two reasons; firstly, the user may choose selection which wouldn’t require a delivery address, I also implemented billing address, and plan on implementing logic so that the user can select so that the billing address is the same as the delivery address for ease of use. On this topic, I have also added attributes for billing address information to the model as it is seen in industry standard checkout systems and e-commerce applications to have billing address information separate from delivery address information.</w:t>
-      </w:r>
-      <w:r>
-        <w:t xml:space="preserve"> Apart from this, within this model I also changed up some data types and naming </w:t>
-      </w:r>
-      <w:proofErr w:type="gramStart"/>
-      <w:r>
-        <w:t>conventions, and</w:t>
-      </w:r>
-      <w:proofErr w:type="gramEnd"/>
-      <w:r>
-        <w:t xml:space="preserve"> also added different attributes from the old table as I believed they’re more logical for an order system.</w:t>
+        <w:t xml:space="preserve"> is removed as a foreign key, along with the Address model as a whole, as I am no longer making use of the address table. I believe it is more simple, easier and efficient for this project to just have the address information within the orders table to avoid conflict between controllers. So for this reason, I added the attributes from that model here. Not only this, but I made Delivery information a nullable selection for two reasons; firstly, the user may choose selection which wouldn’t require a delivery address, I also implemented billing address, and plan on implementing logic so that the user can select so that the billing address is the same as the delivery address for ease of use. On this topic, I have also added attributes for billing address information to the model as it is seen in industry standard checkout systems and e-commerce applications to have billing address information separate from delivery address information.</w:t>
+      </w:r>
+      <w:r>
+        <w:t xml:space="preserve"> Apart from this, within this model I also changed up some data types and naming conventions, and also added different attributes from the old table as I believed they’re more logical for an order system.</w:t>
       </w:r>
       <w:r>
         <w:t xml:space="preserve"> </w:t>
@@ -8548,13 +8344,8 @@
             <w:tcW w:w="1903" w:type="dxa"/>
           </w:tcPr>
           <w:p>
-            <w:proofErr w:type="gramStart"/>
-            <w:r>
-              <w:t>References</w:t>
-            </w:r>
-            <w:proofErr w:type="gramEnd"/>
-            <w:r>
-              <w:t xml:space="preserve"> the user account of the product</w:t>
+            <w:r>
+              <w:t>References the user account of the product</w:t>
             </w:r>
           </w:p>
         </w:tc>
@@ -8786,23 +8577,7 @@
     <w:p>
       <w:r>
         <w:lastRenderedPageBreak/>
-        <w:t xml:space="preserve">I added this whole model </w:t>
-      </w:r>
-      <w:proofErr w:type="gramStart"/>
-      <w:r>
-        <w:t>new,</w:t>
-      </w:r>
-      <w:proofErr w:type="gramEnd"/>
-      <w:r>
-        <w:t xml:space="preserve"> this wasn’t in the first database design. I made it to link producers to the creation of products </w:t>
-      </w:r>
-      <w:proofErr w:type="gramStart"/>
-      <w:r>
-        <w:t>through the use of</w:t>
-      </w:r>
-      <w:proofErr w:type="gramEnd"/>
-      <w:r>
-        <w:t xml:space="preserve"> </w:t>
+        <w:t xml:space="preserve">I added this whole model new, this wasn’t in the first database design. I made it to link producers to the creation of products through the use of </w:t>
       </w:r>
       <w:proofErr w:type="spellStart"/>
       <w:r>
@@ -9061,13 +8836,8 @@
             <w:tcW w:w="1903" w:type="dxa"/>
           </w:tcPr>
           <w:p>
-            <w:proofErr w:type="gramStart"/>
-            <w:r>
-              <w:t>References</w:t>
-            </w:r>
-            <w:proofErr w:type="gramEnd"/>
-            <w:r>
-              <w:t xml:space="preserve"> the producer who created that product</w:t>
+            <w:r>
+              <w:t>References the producer who created that product</w:t>
             </w:r>
           </w:p>
         </w:tc>
@@ -9582,15 +9352,7 @@
     <w:p/>
     <w:p>
       <w:r>
-        <w:t xml:space="preserve">Apart from this, I removed the </w:t>
-      </w:r>
-      <w:proofErr w:type="gramStart"/>
-      <w:r>
-        <w:t>Loyalty  and</w:t>
-      </w:r>
-      <w:proofErr w:type="gramEnd"/>
-      <w:r>
-        <w:t xml:space="preserve"> </w:t>
+        <w:t xml:space="preserve">Apart from this, I removed the Loyalty  and </w:t>
       </w:r>
       <w:proofErr w:type="spellStart"/>
       <w:r>
@@ -9598,15 +9360,7 @@
       </w:r>
       <w:proofErr w:type="spellEnd"/>
       <w:r>
-        <w:t xml:space="preserve"> models as I realized that a loyalty system through controller logic will be more suitable for the </w:t>
-      </w:r>
-      <w:proofErr w:type="gramStart"/>
-      <w:r>
-        <w:t>project, and</w:t>
-      </w:r>
-      <w:proofErr w:type="gramEnd"/>
-      <w:r>
-        <w:t xml:space="preserve"> will be better to develop. </w:t>
+        <w:t xml:space="preserve"> models as I realized that a loyalty system through controller logic will be more suitable for the project, and will be better to develop. </w:t>
       </w:r>
     </w:p>
     <w:p>
@@ -9753,23 +9507,7 @@
     </w:p>
     <w:p>
       <w:r>
-        <w:t xml:space="preserve">I then </w:t>
-      </w:r>
-      <w:proofErr w:type="gramStart"/>
-      <w:r>
-        <w:t>have to</w:t>
-      </w:r>
-      <w:proofErr w:type="gramEnd"/>
-      <w:r>
-        <w:t xml:space="preserve"> scaffold each model one by one, which will prevent the solution from being untidy and making it </w:t>
-      </w:r>
-      <w:proofErr w:type="gramStart"/>
-      <w:r>
-        <w:t>more organized and easy</w:t>
-      </w:r>
-      <w:proofErr w:type="gramEnd"/>
-      <w:r>
-        <w:t xml:space="preserve"> to navigate. Although, we need to scaffold the identity pages to allow us to edit the register, sign up pages and more. So, what we need to do is add an Identity to the Areas/Identity folder and override all the files.</w:t>
+        <w:t>I then have to scaffold each model one by one, which will prevent the solution from being untidy and making it more organized and easy to navigate. Although, we need to scaffold the identity pages to allow us to edit the register, sign up pages and more. So, what we need to do is add an Identity to the Areas/Identity folder and override all the files.</w:t>
       </w:r>
     </w:p>
     <w:p>
@@ -9836,15 +9574,7 @@
     <w:p/>
     <w:p>
       <w:r>
-        <w:t xml:space="preserve">I’ll now make a new migration and update the database as I have added my models as </w:t>
-      </w:r>
-      <w:proofErr w:type="gramStart"/>
-      <w:r>
-        <w:t>controllers, and</w:t>
-      </w:r>
-      <w:proofErr w:type="gramEnd"/>
-      <w:r>
-        <w:t xml:space="preserve"> scaffolded the identity.</w:t>
+        <w:t>I’ll now make a new migration and update the database as I have added my models as controllers, and scaffolded the identity.</w:t>
       </w:r>
     </w:p>
     <w:p>
@@ -9888,23 +9618,7 @@
     </w:p>
     <w:p>
       <w:r>
-        <w:t xml:space="preserve">Upon migration, I faced an error. This is because I have datatypes saved as decimal, but I didn’t tell EF core how precise they should be in the database. Usually, it would resort to something such as </w:t>
-      </w:r>
-      <w:proofErr w:type="gramStart"/>
-      <w:r>
-        <w:t>decimal(</w:t>
-      </w:r>
-      <w:proofErr w:type="gramEnd"/>
-      <w:r>
-        <w:t xml:space="preserve">18,2) but I want to make use of </w:t>
-      </w:r>
-      <w:proofErr w:type="gramStart"/>
-      <w:r>
-        <w:t>decimal(</w:t>
-      </w:r>
-      <w:proofErr w:type="gramEnd"/>
-      <w:r>
-        <w:t xml:space="preserve">10,2). To avoid this issue, I added the following code inside of </w:t>
+        <w:t xml:space="preserve">Upon migration, I faced an error. This is because I have datatypes saved as decimal, but I didn’t tell EF core how precise they should be in the database. Usually, it would resort to something such as decimal(18,2) but I want to make use of decimal(10,2). To avoid this issue, I added the following code inside of </w:t>
       </w:r>
       <w:proofErr w:type="spellStart"/>
       <w:r>
@@ -10003,15 +9717,7 @@
     <w:p/>
     <w:p>
       <w:r>
-        <w:t xml:space="preserve">Now when I try to migrate again, </w:t>
-      </w:r>
-      <w:proofErr w:type="gramStart"/>
-      <w:r>
-        <w:t>and also</w:t>
-      </w:r>
-      <w:proofErr w:type="gramEnd"/>
-      <w:r>
-        <w:t xml:space="preserve"> update the database, the error is no longer present.</w:t>
+        <w:t>Now when I try to migrate again, and also update the database, the error is no longer present.</w:t>
       </w:r>
     </w:p>
     <w:p>
@@ -10142,12 +9848,10 @@
         <w:t xml:space="preserve">This now lets us edit all pages shown whenever we need. Not only this, but I chose to scaffold it now rather than later so </w:t>
       </w:r>
       <w:proofErr w:type="spellStart"/>
-      <w:proofErr w:type="gramStart"/>
       <w:r>
         <w:t>its</w:t>
       </w:r>
       <w:proofErr w:type="spellEnd"/>
-      <w:proofErr w:type="gramEnd"/>
       <w:r>
         <w:t xml:space="preserve"> all organized into one folder which is rarely opened. However, when working on such as the HTML of the solution, we are required to open the whole folder with all other pages which would have been created when scaffolding, which is messy and a hassle to navigate through, with the biggest reason for not scaffolding so soon being able to focus on the features one by one, making sure its complete fully without providing broken or incomplete features before continuing. </w:t>
       </w:r>
@@ -10174,20 +9878,12 @@
           <w:lang w:val="en-GB"/>
         </w:rPr>
       </w:pPr>
-      <w:proofErr w:type="gramStart"/>
       <w:r>
         <w:rPr>
           <w:lang w:val="en-GB"/>
         </w:rPr>
         <w:lastRenderedPageBreak/>
-        <w:t>First of all</w:t>
-      </w:r>
-      <w:proofErr w:type="gramEnd"/>
-      <w:r>
-        <w:rPr>
-          <w:lang w:val="en-GB"/>
-        </w:rPr>
-        <w:t xml:space="preserve">, we must create a class called </w:t>
+        <w:t xml:space="preserve">First of all, we must create a class called </w:t>
       </w:r>
       <w:proofErr w:type="spellStart"/>
       <w:r>
@@ -10336,21 +10032,7 @@
         <w:rPr>
           <w:lang w:val="en-GB"/>
         </w:rPr>
-        <w:t xml:space="preserve">, we first </w:t>
-      </w:r>
-      <w:proofErr w:type="gramStart"/>
-      <w:r>
-        <w:rPr>
-          <w:lang w:val="en-GB"/>
-        </w:rPr>
-        <w:t>have to</w:t>
-      </w:r>
-      <w:proofErr w:type="gramEnd"/>
-      <w:r>
-        <w:rPr>
-          <w:lang w:val="en-GB"/>
-        </w:rPr>
-        <w:t xml:space="preserve"> create the method, I am going to call it </w:t>
+        <w:t xml:space="preserve">, we first have to create the method, I am going to call it </w:t>
       </w:r>
       <w:proofErr w:type="spellStart"/>
       <w:r>
@@ -10478,21 +10160,7 @@
         <w:rPr>
           <w:lang w:val="en-GB"/>
         </w:rPr>
-        <w:t xml:space="preserve">Underneath that same method, we are going to add different users. </w:t>
-      </w:r>
-      <w:proofErr w:type="gramStart"/>
-      <w:r>
-        <w:rPr>
-          <w:lang w:val="en-GB"/>
-        </w:rPr>
-        <w:t>First of all</w:t>
-      </w:r>
-      <w:proofErr w:type="gramEnd"/>
-      <w:r>
-        <w:rPr>
-          <w:lang w:val="en-GB"/>
-        </w:rPr>
-        <w:t>, we start by adding an admin:</w:t>
+        <w:t>Underneath that same method, we are going to add different users. First of all, we start by adding an admin:</w:t>
       </w:r>
     </w:p>
     <w:p>
@@ -10644,15 +10312,7 @@
       </w:r>
       <w:proofErr w:type="spellEnd"/>
       <w:r>
-        <w:t xml:space="preserve"> file, I then </w:t>
-      </w:r>
-      <w:proofErr w:type="gramStart"/>
-      <w:r>
-        <w:t>have to</w:t>
-      </w:r>
-      <w:proofErr w:type="gramEnd"/>
-      <w:r>
-        <w:t xml:space="preserve"> add the following code into </w:t>
+        <w:t xml:space="preserve"> file, I then have to add the following code into </w:t>
       </w:r>
       <w:proofErr w:type="spellStart"/>
       <w:r>
@@ -10744,12 +10404,10 @@
         <w:t xml:space="preserve">I update database just </w:t>
       </w:r>
       <w:proofErr w:type="spellStart"/>
-      <w:proofErr w:type="gramStart"/>
       <w:r>
         <w:t>incase</w:t>
       </w:r>
       <w:proofErr w:type="spellEnd"/>
-      <w:proofErr w:type="gramEnd"/>
       <w:r>
         <w:t>, once I run the program it lets me login as a seeded role.</w:t>
       </w:r>
@@ -11206,19 +10864,11 @@
           <w:lang w:val="en-GB"/>
         </w:rPr>
       </w:pPr>
-      <w:proofErr w:type="gramStart"/>
       <w:r>
         <w:rPr>
           <w:lang w:val="en-GB"/>
         </w:rPr>
-        <w:t>First</w:t>
-      </w:r>
-      <w:proofErr w:type="gramEnd"/>
-      <w:r>
-        <w:rPr>
-          <w:lang w:val="en-GB"/>
-        </w:rPr>
-        <w:t xml:space="preserve"> we are going to create a new method for seeding products.</w:t>
+        <w:t>First we are going to create a new method for seeding products.</w:t>
       </w:r>
     </w:p>
     <w:p>
@@ -11649,21 +11299,7 @@
         <w:rPr>
           <w:lang w:val="en-GB"/>
         </w:rPr>
-        <w:t xml:space="preserve">Now that description </w:t>
-      </w:r>
-      <w:proofErr w:type="gramStart"/>
-      <w:r>
-        <w:rPr>
-          <w:lang w:val="en-GB"/>
-        </w:rPr>
-        <w:t>and  category</w:t>
-      </w:r>
-      <w:proofErr w:type="gramEnd"/>
-      <w:r>
-        <w:rPr>
-          <w:lang w:val="en-GB"/>
-        </w:rPr>
-        <w:t xml:space="preserve"> have been added, we can try and run the program again.</w:t>
+        <w:t>Now that description and  category have been added, we can try and run the program again.</w:t>
       </w:r>
     </w:p>
     <w:p>
@@ -11724,91 +11360,49 @@
         <w:rPr>
           <w:lang w:val="en-GB"/>
         </w:rPr>
-        <w:t xml:space="preserve">As we can see, the data has been successfully outputted onto the Products page. Although there are two things to note. </w:t>
-      </w:r>
-      <w:proofErr w:type="gramStart"/>
+        <w:t xml:space="preserve">As we can see, the data has been successfully outputted onto the Products page. Although there are two things to note. First of all, available is set as empty for each product. For now, this is fine as we’re going to implement backend logic so that the </w:t>
+      </w:r>
+      <w:proofErr w:type="spellStart"/>
       <w:r>
         <w:rPr>
           <w:lang w:val="en-GB"/>
         </w:rPr>
-        <w:t>First of all</w:t>
-      </w:r>
-      <w:proofErr w:type="gramEnd"/>
+        <w:t>QuantityInStock</w:t>
+      </w:r>
+      <w:proofErr w:type="spellEnd"/>
       <w:r>
         <w:rPr>
           <w:lang w:val="en-GB"/>
         </w:rPr>
-        <w:t xml:space="preserve">, available is set as empty for each product. For now, this is fine as we’re going to implement backend logic so that the </w:t>
+        <w:t xml:space="preserve"> will affect the status of the product. Aside from this, </w:t>
       </w:r>
       <w:proofErr w:type="spellStart"/>
       <w:r>
         <w:rPr>
           <w:lang w:val="en-GB"/>
         </w:rPr>
-        <w:t>QuantityInStock</w:t>
+        <w:t>ImagePath</w:t>
       </w:r>
       <w:proofErr w:type="spellEnd"/>
       <w:r>
         <w:rPr>
           <w:lang w:val="en-GB"/>
         </w:rPr>
-        <w:t xml:space="preserve"> will affect the status of the product. Aside from this, </w:t>
+        <w:t xml:space="preserve"> does not currently load the image as it is not displayed in an </w:t>
       </w:r>
       <w:proofErr w:type="spellStart"/>
       <w:r>
         <w:rPr>
           <w:lang w:val="en-GB"/>
         </w:rPr>
-        <w:t>ImagePath</w:t>
+        <w:t>img</w:t>
       </w:r>
       <w:proofErr w:type="spellEnd"/>
       <w:r>
         <w:rPr>
           <w:lang w:val="en-GB"/>
         </w:rPr>
-        <w:t xml:space="preserve"> does not currently load the image as it is not displayed in an </w:t>
-      </w:r>
-      <w:proofErr w:type="spellStart"/>
-      <w:r>
-        <w:rPr>
-          <w:lang w:val="en-GB"/>
-        </w:rPr>
-        <w:t>img</w:t>
-      </w:r>
-      <w:proofErr w:type="spellEnd"/>
-      <w:r>
-        <w:rPr>
-          <w:lang w:val="en-GB"/>
-        </w:rPr>
-        <w:t xml:space="preserve"> tag </w:t>
-      </w:r>
-      <w:proofErr w:type="gramStart"/>
-      <w:r>
-        <w:rPr>
-          <w:lang w:val="en-GB"/>
-        </w:rPr>
-        <w:t>at the moment</w:t>
-      </w:r>
-      <w:proofErr w:type="gramEnd"/>
-      <w:r>
-        <w:rPr>
-          <w:lang w:val="en-GB"/>
-        </w:rPr>
-        <w:t xml:space="preserve">. We will keep it this way for now, as they will not be displayed correctly anyways due to a lack of CSS in the program at this stage of development, which will cause the images to load at incorrect sizes. We will change this </w:t>
-      </w:r>
-      <w:proofErr w:type="gramStart"/>
-      <w:r>
-        <w:rPr>
-          <w:lang w:val="en-GB"/>
-        </w:rPr>
-        <w:t>later on</w:t>
-      </w:r>
-      <w:proofErr w:type="gramEnd"/>
-      <w:r>
-        <w:rPr>
-          <w:lang w:val="en-GB"/>
-        </w:rPr>
-        <w:t xml:space="preserve"> also.</w:t>
+        <w:t xml:space="preserve"> tag at the moment. We will keep it this way for now, as they will not be displayed correctly anyways due to a lack of CSS in the program at this stage of development, which will cause the images to load at incorrect sizes. We will change this later on also.</w:t>
       </w:r>
     </w:p>
     <w:p>
@@ -11864,6 +11458,644 @@
           <w:lang w:val="en-GB"/>
         </w:rPr>
       </w:pPr>
+    </w:p>
+    <w:p>
+      <w:pPr>
+        <w:pStyle w:val="Heading1"/>
+      </w:pPr>
+      <w:r>
+        <w:t>Version 0.2.4 – Add to Basket Function</w:t>
+      </w:r>
+    </w:p>
+    <w:p>
+      <w:pPr>
+        <w:rPr>
+          <w:lang w:val="en-GB"/>
+        </w:rPr>
+      </w:pPr>
+      <w:r>
+        <w:rPr>
+          <w:lang w:val="en-GB"/>
+        </w:rPr>
+        <w:t>We need to add a button to add products to the basket. The button needs to be next to each product and when run, it needs to send and post product data through the basket. If there isn’t an existent basket for the user who is logger in then a new basket should be created. It should also redirect them to the basket page to see their items.</w:t>
+      </w:r>
+    </w:p>
+    <w:p>
+      <w:pPr>
+        <w:rPr>
+          <w:lang w:val="en-GB"/>
+        </w:rPr>
+      </w:pPr>
+    </w:p>
+    <w:p>
+      <w:pPr>
+        <w:rPr>
+          <w:lang w:val="en-GB"/>
+        </w:rPr>
+      </w:pPr>
+      <w:r>
+        <w:rPr>
+          <w:lang w:val="en-GB"/>
+        </w:rPr>
+        <w:lastRenderedPageBreak/>
+        <w:t xml:space="preserve">Firstly, we need to add the ‘Add to Basket’ form to do this we add the following code in the </w:t>
+      </w:r>
+      <w:proofErr w:type="spellStart"/>
+      <w:r>
+        <w:rPr>
+          <w:lang w:val="en-GB"/>
+        </w:rPr>
+        <w:t>Index.csthml</w:t>
+      </w:r>
+      <w:proofErr w:type="spellEnd"/>
+      <w:r>
+        <w:rPr>
+          <w:lang w:val="en-GB"/>
+        </w:rPr>
+        <w:t xml:space="preserve"> page for Products.</w:t>
+      </w:r>
+    </w:p>
+    <w:p>
+      <w:pPr>
+        <w:rPr>
+          <w:lang w:val="en-GB"/>
+        </w:rPr>
+      </w:pPr>
+      <w:r>
+        <w:rPr>
+          <w:lang w:val="en-GB"/>
+        </w:rPr>
+        <w:drawing>
+          <wp:inline distT="0" distB="0" distL="0" distR="0" wp14:anchorId="271106F7" wp14:editId="4FA4F70F">
+            <wp:extent cx="5731510" cy="2406015"/>
+            <wp:effectExtent l="0" t="0" r="2540" b="0"/>
+            <wp:docPr id="1133182093" name="Picture 1"/>
+            <wp:cNvGraphicFramePr>
+              <a:graphicFrameLocks xmlns:a="http://schemas.openxmlformats.org/drawingml/2006/main" noChangeAspect="1"/>
+            </wp:cNvGraphicFramePr>
+            <a:graphic xmlns:a="http://schemas.openxmlformats.org/drawingml/2006/main">
+              <a:graphicData uri="http://schemas.openxmlformats.org/drawingml/2006/picture">
+                <pic:pic xmlns:pic="http://schemas.openxmlformats.org/drawingml/2006/picture">
+                  <pic:nvPicPr>
+                    <pic:cNvPr id="1133182093" name=""/>
+                    <pic:cNvPicPr/>
+                  </pic:nvPicPr>
+                  <pic:blipFill>
+                    <a:blip r:embed="rId49"/>
+                    <a:stretch>
+                      <a:fillRect/>
+                    </a:stretch>
+                  </pic:blipFill>
+                  <pic:spPr>
+                    <a:xfrm>
+                      <a:off x="0" y="0"/>
+                      <a:ext cx="5731510" cy="2406015"/>
+                    </a:xfrm>
+                    <a:prstGeom prst="rect">
+                      <a:avLst/>
+                    </a:prstGeom>
+                  </pic:spPr>
+                </pic:pic>
+              </a:graphicData>
+            </a:graphic>
+          </wp:inline>
+        </w:drawing>
+      </w:r>
+    </w:p>
+    <w:p>
+      <w:pPr>
+        <w:rPr>
+          <w:lang w:val="en-GB"/>
+        </w:rPr>
+      </w:pPr>
+      <w:r>
+        <w:rPr>
+          <w:lang w:val="en-GB"/>
+        </w:rPr>
+        <w:t>This code is a form which presents the button Add to Basket if the quantity of that product in stock is greater than 0. Otherwise, it will provide a button saying out of stock. This should now be visible once we run the program.</w:t>
+      </w:r>
+    </w:p>
+    <w:p>
+      <w:pPr>
+        <w:rPr>
+          <w:lang w:val="en-GB"/>
+        </w:rPr>
+      </w:pPr>
+      <w:r>
+        <w:rPr>
+          <w:lang w:val="en-GB"/>
+        </w:rPr>
+        <w:drawing>
+          <wp:inline distT="0" distB="0" distL="0" distR="0" wp14:anchorId="4A266D87" wp14:editId="2D6B36F0">
+            <wp:extent cx="5731510" cy="3181350"/>
+            <wp:effectExtent l="0" t="0" r="2540" b="0"/>
+            <wp:docPr id="633478175" name="Picture 1"/>
+            <wp:cNvGraphicFramePr>
+              <a:graphicFrameLocks xmlns:a="http://schemas.openxmlformats.org/drawingml/2006/main" noChangeAspect="1"/>
+            </wp:cNvGraphicFramePr>
+            <a:graphic xmlns:a="http://schemas.openxmlformats.org/drawingml/2006/main">
+              <a:graphicData uri="http://schemas.openxmlformats.org/drawingml/2006/picture">
+                <pic:pic xmlns:pic="http://schemas.openxmlformats.org/drawingml/2006/picture">
+                  <pic:nvPicPr>
+                    <pic:cNvPr id="633478175" name=""/>
+                    <pic:cNvPicPr/>
+                  </pic:nvPicPr>
+                  <pic:blipFill>
+                    <a:blip r:embed="rId50"/>
+                    <a:stretch>
+                      <a:fillRect/>
+                    </a:stretch>
+                  </pic:blipFill>
+                  <pic:spPr>
+                    <a:xfrm>
+                      <a:off x="0" y="0"/>
+                      <a:ext cx="5731510" cy="3181350"/>
+                    </a:xfrm>
+                    <a:prstGeom prst="rect">
+                      <a:avLst/>
+                    </a:prstGeom>
+                  </pic:spPr>
+                </pic:pic>
+              </a:graphicData>
+            </a:graphic>
+          </wp:inline>
+        </w:drawing>
+      </w:r>
+    </w:p>
+    <w:p>
+      <w:pPr>
+        <w:rPr>
+          <w:lang w:val="en-GB"/>
+        </w:rPr>
+      </w:pPr>
+      <w:r>
+        <w:rPr>
+          <w:lang w:val="en-GB"/>
+        </w:rPr>
+        <w:t xml:space="preserve">As you can see, there is an add to basket button next to each product successfully. Now, lets edit the logic through the POST create function inside of the </w:t>
+      </w:r>
+      <w:proofErr w:type="spellStart"/>
+      <w:r>
+        <w:rPr>
+          <w:lang w:val="en-GB"/>
+        </w:rPr>
+        <w:t>BasketProducts</w:t>
+      </w:r>
+      <w:proofErr w:type="spellEnd"/>
+      <w:r>
+        <w:rPr>
+          <w:lang w:val="en-GB"/>
+        </w:rPr>
+        <w:t xml:space="preserve"> controller.</w:t>
+      </w:r>
+    </w:p>
+    <w:p>
+      <w:pPr>
+        <w:rPr>
+          <w:noProof/>
+          <w14:ligatures w14:val="standardContextual"/>
+        </w:rPr>
+      </w:pPr>
+      <w:r>
+        <w:rPr>
+          <w:lang w:val="en-GB"/>
+        </w:rPr>
+        <w:lastRenderedPageBreak/>
+        <w:drawing>
+          <wp:inline distT="0" distB="0" distL="0" distR="0" wp14:anchorId="3B590A44" wp14:editId="61EBB4EF">
+            <wp:extent cx="3400900" cy="552527"/>
+            <wp:effectExtent l="0" t="0" r="9525" b="0"/>
+            <wp:docPr id="1239050415" name="Picture 1"/>
+            <wp:cNvGraphicFramePr>
+              <a:graphicFrameLocks xmlns:a="http://schemas.openxmlformats.org/drawingml/2006/main" noChangeAspect="1"/>
+            </wp:cNvGraphicFramePr>
+            <a:graphic xmlns:a="http://schemas.openxmlformats.org/drawingml/2006/main">
+              <a:graphicData uri="http://schemas.openxmlformats.org/drawingml/2006/picture">
+                <pic:pic xmlns:pic="http://schemas.openxmlformats.org/drawingml/2006/picture">
+                  <pic:nvPicPr>
+                    <pic:cNvPr id="1239050415" name=""/>
+                    <pic:cNvPicPr/>
+                  </pic:nvPicPr>
+                  <pic:blipFill>
+                    <a:blip r:embed="rId51"/>
+                    <a:stretch>
+                      <a:fillRect/>
+                    </a:stretch>
+                  </pic:blipFill>
+                  <pic:spPr>
+                    <a:xfrm>
+                      <a:off x="0" y="0"/>
+                      <a:ext cx="3400900" cy="552527"/>
+                    </a:xfrm>
+                    <a:prstGeom prst="rect">
+                      <a:avLst/>
+                    </a:prstGeom>
+                  </pic:spPr>
+                </pic:pic>
+              </a:graphicData>
+            </a:graphic>
+          </wp:inline>
+        </w:drawing>
+      </w:r>
+      <w:r>
+        <w:rPr>
+          <w:noProof/>
+          <w14:ligatures w14:val="standardContextual"/>
+        </w:rPr>
+        <w:t xml:space="preserve"> </w:t>
+      </w:r>
+      <w:r>
+        <w:rPr>
+          <w:lang w:val="en-GB"/>
+        </w:rPr>
+        <w:drawing>
+          <wp:inline distT="0" distB="0" distL="0" distR="0" wp14:anchorId="3116D168" wp14:editId="3A012D8C">
+            <wp:extent cx="5731510" cy="1706880"/>
+            <wp:effectExtent l="0" t="0" r="2540" b="7620"/>
+            <wp:docPr id="1936323152" name="Picture 1"/>
+            <wp:cNvGraphicFramePr>
+              <a:graphicFrameLocks xmlns:a="http://schemas.openxmlformats.org/drawingml/2006/main" noChangeAspect="1"/>
+            </wp:cNvGraphicFramePr>
+            <a:graphic xmlns:a="http://schemas.openxmlformats.org/drawingml/2006/main">
+              <a:graphicData uri="http://schemas.openxmlformats.org/drawingml/2006/picture">
+                <pic:pic xmlns:pic="http://schemas.openxmlformats.org/drawingml/2006/picture">
+                  <pic:nvPicPr>
+                    <pic:cNvPr id="1936323152" name=""/>
+                    <pic:cNvPicPr/>
+                  </pic:nvPicPr>
+                  <pic:blipFill>
+                    <a:blip r:embed="rId52"/>
+                    <a:stretch>
+                      <a:fillRect/>
+                    </a:stretch>
+                  </pic:blipFill>
+                  <pic:spPr>
+                    <a:xfrm>
+                      <a:off x="0" y="0"/>
+                      <a:ext cx="5731510" cy="1706880"/>
+                    </a:xfrm>
+                    <a:prstGeom prst="rect">
+                      <a:avLst/>
+                    </a:prstGeom>
+                  </pic:spPr>
+                </pic:pic>
+              </a:graphicData>
+            </a:graphic>
+          </wp:inline>
+        </w:drawing>
+      </w:r>
+    </w:p>
+    <w:p>
+      <w:pPr>
+        <w:rPr>
+          <w:noProof/>
+          <w14:ligatures w14:val="standardContextual"/>
+        </w:rPr>
+      </w:pPr>
+    </w:p>
+    <w:p>
+      <w:pPr>
+        <w:rPr>
+          <w:noProof/>
+          <w14:ligatures w14:val="standardContextual"/>
+        </w:rPr>
+      </w:pPr>
+      <w:r>
+        <w:rPr>
+          <w:noProof/>
+          <w14:ligatures w14:val="standardContextual"/>
+        </w:rPr>
+        <w:t>The first change we are going to make is that we are going to change the method to only have one parameter and delete everything inside so it is an empty method we can begin working new logic on.</w:t>
+      </w:r>
+    </w:p>
+    <w:p>
+      <w:pPr>
+        <w:rPr>
+          <w:noProof/>
+          <w14:ligatures w14:val="standardContextual"/>
+        </w:rPr>
+      </w:pPr>
+      <w:r>
+        <w:rPr>
+          <w:noProof/>
+          <w14:ligatures w14:val="standardContextual"/>
+        </w:rPr>
+        <w:drawing>
+          <wp:inline distT="0" distB="0" distL="0" distR="0" wp14:anchorId="728A1B73" wp14:editId="37CCF707">
+            <wp:extent cx="5731510" cy="1387475"/>
+            <wp:effectExtent l="0" t="0" r="2540" b="3175"/>
+            <wp:docPr id="72278119" name="Picture 1"/>
+            <wp:cNvGraphicFramePr>
+              <a:graphicFrameLocks xmlns:a="http://schemas.openxmlformats.org/drawingml/2006/main" noChangeAspect="1"/>
+            </wp:cNvGraphicFramePr>
+            <a:graphic xmlns:a="http://schemas.openxmlformats.org/drawingml/2006/main">
+              <a:graphicData uri="http://schemas.openxmlformats.org/drawingml/2006/picture">
+                <pic:pic xmlns:pic="http://schemas.openxmlformats.org/drawingml/2006/picture">
+                  <pic:nvPicPr>
+                    <pic:cNvPr id="72278119" name=""/>
+                    <pic:cNvPicPr/>
+                  </pic:nvPicPr>
+                  <pic:blipFill>
+                    <a:blip r:embed="rId53"/>
+                    <a:stretch>
+                      <a:fillRect/>
+                    </a:stretch>
+                  </pic:blipFill>
+                  <pic:spPr>
+                    <a:xfrm>
+                      <a:off x="0" y="0"/>
+                      <a:ext cx="5731510" cy="1387475"/>
+                    </a:xfrm>
+                    <a:prstGeom prst="rect">
+                      <a:avLst/>
+                    </a:prstGeom>
+                  </pic:spPr>
+                </pic:pic>
+              </a:graphicData>
+            </a:graphic>
+          </wp:inline>
+        </w:drawing>
+      </w:r>
+    </w:p>
+    <w:p>
+      <w:pPr>
+        <w:rPr>
+          <w:noProof/>
+          <w14:ligatures w14:val="standardContextual"/>
+        </w:rPr>
+      </w:pPr>
+      <w:r>
+        <w:rPr>
+          <w:noProof/>
+          <w14:ligatures w14:val="standardContextual"/>
+        </w:rPr>
+        <w:t>To begin with, we write code which will find the product selected by the user.</w:t>
+      </w:r>
+    </w:p>
+    <w:p>
+      <w:pPr>
+        <w:rPr>
+          <w:noProof/>
+          <w14:ligatures w14:val="standardContextual"/>
+        </w:rPr>
+      </w:pPr>
+      <w:r>
+        <w:rPr>
+          <w:noProof/>
+          <w14:ligatures w14:val="standardContextual"/>
+        </w:rPr>
+        <w:drawing>
+          <wp:inline distT="0" distB="0" distL="0" distR="0" wp14:anchorId="09F1DF46" wp14:editId="2F3B12D4">
+            <wp:extent cx="5731510" cy="824230"/>
+            <wp:effectExtent l="0" t="0" r="2540" b="0"/>
+            <wp:docPr id="1954642431" name="Picture 1"/>
+            <wp:cNvGraphicFramePr>
+              <a:graphicFrameLocks xmlns:a="http://schemas.openxmlformats.org/drawingml/2006/main" noChangeAspect="1"/>
+            </wp:cNvGraphicFramePr>
+            <a:graphic xmlns:a="http://schemas.openxmlformats.org/drawingml/2006/main">
+              <a:graphicData uri="http://schemas.openxmlformats.org/drawingml/2006/picture">
+                <pic:pic xmlns:pic="http://schemas.openxmlformats.org/drawingml/2006/picture">
+                  <pic:nvPicPr>
+                    <pic:cNvPr id="1954642431" name=""/>
+                    <pic:cNvPicPr/>
+                  </pic:nvPicPr>
+                  <pic:blipFill>
+                    <a:blip r:embed="rId54"/>
+                    <a:stretch>
+                      <a:fillRect/>
+                    </a:stretch>
+                  </pic:blipFill>
+                  <pic:spPr>
+                    <a:xfrm>
+                      <a:off x="0" y="0"/>
+                      <a:ext cx="5731510" cy="824230"/>
+                    </a:xfrm>
+                    <a:prstGeom prst="rect">
+                      <a:avLst/>
+                    </a:prstGeom>
+                  </pic:spPr>
+                </pic:pic>
+              </a:graphicData>
+            </a:graphic>
+          </wp:inline>
+        </w:drawing>
+      </w:r>
+    </w:p>
+    <w:p>
+      <w:pPr>
+        <w:rPr>
+          <w:noProof/>
+          <w14:ligatures w14:val="standardContextual"/>
+        </w:rPr>
+      </w:pPr>
+      <w:r>
+        <w:rPr>
+          <w:noProof/>
+          <w14:ligatures w14:val="standardContextual"/>
+        </w:rPr>
+        <w:t>Afterwards, we want to find the current logged in user.</w:t>
+      </w:r>
+    </w:p>
+    <w:p>
+      <w:pPr>
+        <w:rPr>
+          <w:noProof/>
+          <w14:ligatures w14:val="standardContextual"/>
+        </w:rPr>
+      </w:pPr>
+      <w:r>
+        <w:rPr>
+          <w:noProof/>
+          <w14:ligatures w14:val="standardContextual"/>
+        </w:rPr>
+        <w:drawing>
+          <wp:inline distT="0" distB="0" distL="0" distR="0" wp14:anchorId="71124128" wp14:editId="080C76FD">
+            <wp:extent cx="5731510" cy="1506855"/>
+            <wp:effectExtent l="0" t="0" r="2540" b="0"/>
+            <wp:docPr id="26187151" name="Picture 1"/>
+            <wp:cNvGraphicFramePr>
+              <a:graphicFrameLocks xmlns:a="http://schemas.openxmlformats.org/drawingml/2006/main" noChangeAspect="1"/>
+            </wp:cNvGraphicFramePr>
+            <a:graphic xmlns:a="http://schemas.openxmlformats.org/drawingml/2006/main">
+              <a:graphicData uri="http://schemas.openxmlformats.org/drawingml/2006/picture">
+                <pic:pic xmlns:pic="http://schemas.openxmlformats.org/drawingml/2006/picture">
+                  <pic:nvPicPr>
+                    <pic:cNvPr id="26187151" name=""/>
+                    <pic:cNvPicPr/>
+                  </pic:nvPicPr>
+                  <pic:blipFill>
+                    <a:blip r:embed="rId55"/>
+                    <a:stretch>
+                      <a:fillRect/>
+                    </a:stretch>
+                  </pic:blipFill>
+                  <pic:spPr>
+                    <a:xfrm>
+                      <a:off x="0" y="0"/>
+                      <a:ext cx="5731510" cy="1506855"/>
+                    </a:xfrm>
+                    <a:prstGeom prst="rect">
+                      <a:avLst/>
+                    </a:prstGeom>
+                  </pic:spPr>
+                </pic:pic>
+              </a:graphicData>
+            </a:graphic>
+          </wp:inline>
+        </w:drawing>
+      </w:r>
+    </w:p>
+    <w:p>
+      <w:pPr>
+        <w:rPr>
+          <w:noProof/>
+          <w14:ligatures w14:val="standardContextual"/>
+        </w:rPr>
+      </w:pPr>
+      <w:r>
+        <w:rPr>
+          <w:noProof/>
+          <w14:ligatures w14:val="standardContextual"/>
+        </w:rPr>
+        <w:t>Then we add the code so that we find the users basket, and if there isn’t one then we will make one and then save any changes to the database.</w:t>
+      </w:r>
+    </w:p>
+    <w:p>
+      <w:pPr>
+        <w:rPr>
+          <w:noProof/>
+          <w14:ligatures w14:val="standardContextual"/>
+        </w:rPr>
+      </w:pPr>
+      <w:r>
+        <w:rPr>
+          <w:noProof/>
+          <w14:ligatures w14:val="standardContextual"/>
+        </w:rPr>
+        <w:lastRenderedPageBreak/>
+        <w:drawing>
+          <wp:inline distT="0" distB="0" distL="0" distR="0" wp14:anchorId="138282D1" wp14:editId="04362EC6">
+            <wp:extent cx="5731510" cy="1468120"/>
+            <wp:effectExtent l="0" t="0" r="2540" b="0"/>
+            <wp:docPr id="1811686864" name="Picture 1"/>
+            <wp:cNvGraphicFramePr>
+              <a:graphicFrameLocks xmlns:a="http://schemas.openxmlformats.org/drawingml/2006/main" noChangeAspect="1"/>
+            </wp:cNvGraphicFramePr>
+            <a:graphic xmlns:a="http://schemas.openxmlformats.org/drawingml/2006/main">
+              <a:graphicData uri="http://schemas.openxmlformats.org/drawingml/2006/picture">
+                <pic:pic xmlns:pic="http://schemas.openxmlformats.org/drawingml/2006/picture">
+                  <pic:nvPicPr>
+                    <pic:cNvPr id="1811686864" name=""/>
+                    <pic:cNvPicPr/>
+                  </pic:nvPicPr>
+                  <pic:blipFill>
+                    <a:blip r:embed="rId56"/>
+                    <a:stretch>
+                      <a:fillRect/>
+                    </a:stretch>
+                  </pic:blipFill>
+                  <pic:spPr>
+                    <a:xfrm>
+                      <a:off x="0" y="0"/>
+                      <a:ext cx="5731510" cy="1468120"/>
+                    </a:xfrm>
+                    <a:prstGeom prst="rect">
+                      <a:avLst/>
+                    </a:prstGeom>
+                  </pic:spPr>
+                </pic:pic>
+              </a:graphicData>
+            </a:graphic>
+          </wp:inline>
+        </w:drawing>
+      </w:r>
+    </w:p>
+    <w:p>
+      <w:pPr>
+        <w:rPr>
+          <w:noProof/>
+          <w14:ligatures w14:val="standardContextual"/>
+        </w:rPr>
+      </w:pPr>
+    </w:p>
+    <w:p>
+      <w:pPr>
+        <w:rPr>
+          <w:noProof/>
+          <w14:ligatures w14:val="standardContextual"/>
+        </w:rPr>
+      </w:pPr>
+      <w:r>
+        <w:rPr>
+          <w:noProof/>
+          <w14:ligatures w14:val="standardContextual"/>
+        </w:rPr>
+        <w:t>Finally, we add the logic to add the products to the basket. This works by finding to see if the product is alreadyu in the basket, if it  is then it will increase the quantity by 1, if it is not then it will add the product to the basket instead.</w:t>
+      </w:r>
+    </w:p>
+    <w:p>
+      <w:pPr>
+        <w:rPr>
+          <w:noProof/>
+          <w14:ligatures w14:val="standardContextual"/>
+        </w:rPr>
+      </w:pPr>
+      <w:r>
+        <w:rPr>
+          <w:noProof/>
+          <w14:ligatures w14:val="standardContextual"/>
+        </w:rPr>
+        <w:drawing>
+          <wp:inline distT="0" distB="0" distL="0" distR="0" wp14:anchorId="22D9D3D5" wp14:editId="0F068CE9">
+            <wp:extent cx="5731510" cy="3990975"/>
+            <wp:effectExtent l="0" t="0" r="2540" b="9525"/>
+            <wp:docPr id="804229265" name="Picture 1"/>
+            <wp:cNvGraphicFramePr>
+              <a:graphicFrameLocks xmlns:a="http://schemas.openxmlformats.org/drawingml/2006/main" noChangeAspect="1"/>
+            </wp:cNvGraphicFramePr>
+            <a:graphic xmlns:a="http://schemas.openxmlformats.org/drawingml/2006/main">
+              <a:graphicData uri="http://schemas.openxmlformats.org/drawingml/2006/picture">
+                <pic:pic xmlns:pic="http://schemas.openxmlformats.org/drawingml/2006/picture">
+                  <pic:nvPicPr>
+                    <pic:cNvPr id="804229265" name=""/>
+                    <pic:cNvPicPr/>
+                  </pic:nvPicPr>
+                  <pic:blipFill>
+                    <a:blip r:embed="rId57"/>
+                    <a:stretch>
+                      <a:fillRect/>
+                    </a:stretch>
+                  </pic:blipFill>
+                  <pic:spPr>
+                    <a:xfrm>
+                      <a:off x="0" y="0"/>
+                      <a:ext cx="5731510" cy="3990975"/>
+                    </a:xfrm>
+                    <a:prstGeom prst="rect">
+                      <a:avLst/>
+                    </a:prstGeom>
+                  </pic:spPr>
+                </pic:pic>
+              </a:graphicData>
+            </a:graphic>
+          </wp:inline>
+        </w:drawing>
+      </w:r>
+    </w:p>
+    <w:p>
+      <w:pPr>
+        <w:rPr>
+          <w:noProof/>
+          <w14:ligatures w14:val="standardContextual"/>
+        </w:rPr>
+      </w:pPr>
+      <w:r>
+        <w:rPr>
+          <w:noProof/>
+          <w14:ligatures w14:val="standardContextual"/>
+        </w:rPr>
+        <w:t>Now let’s try to add a product to the basket whilst we are logged in, it should redirect us to the basket screen sucessfully with the product in the basket.</w:t>
+      </w:r>
     </w:p>
     <w:sectPr>
       <w:pgSz w:w="11906" w:h="16838"/>

--- a/Task2/Documentation/DevelopmentDiary.docx
+++ b/Task2/Documentation/DevelopmentDiary.docx
@@ -1015,7 +1015,23 @@
     </w:p>
     <w:p>
       <w:r>
-        <w:t xml:space="preserve">Picking the correct project template, we are going to make us of ASP.NET Core Web App MVC (Model View Controller) due to the great foundation it provides to build on. We give it the project name </w:t>
+        <w:t xml:space="preserve">Picking the correct project template, we are going to make </w:t>
+      </w:r>
+      <w:proofErr w:type="gramStart"/>
+      <w:r>
+        <w:t>us</w:t>
+      </w:r>
+      <w:proofErr w:type="gramEnd"/>
+      <w:r>
+        <w:t xml:space="preserve"> of ASP.NET Core Web App MVC (Model View Controller) due to the great foundation it provides to build on. We give it the project </w:t>
+      </w:r>
+      <w:proofErr w:type="gramStart"/>
+      <w:r>
+        <w:t>name</w:t>
+      </w:r>
+      <w:proofErr w:type="gramEnd"/>
+      <w:r>
+        <w:t xml:space="preserve"> </w:t>
       </w:r>
       <w:proofErr w:type="spellStart"/>
       <w:r>
@@ -1122,12 +1138,30 @@
         <w:t xml:space="preserve">Then by pressing the Create button, the project is created, we first install base packages (typically to version 9.0.12 as it is the latest for .NET 9.0) to allow us to have extra functionality, and so that we </w:t>
       </w:r>
       <w:proofErr w:type="spellStart"/>
+      <w:proofErr w:type="gramStart"/>
       <w:r>
         <w:t>wont</w:t>
       </w:r>
       <w:proofErr w:type="spellEnd"/>
-      <w:r>
-        <w:t xml:space="preserve"> have to add new migrations later on in the project</w:t>
+      <w:proofErr w:type="gramEnd"/>
+      <w:r>
+        <w:t xml:space="preserve"> </w:t>
+      </w:r>
+      <w:proofErr w:type="gramStart"/>
+      <w:r>
+        <w:t>have to</w:t>
+      </w:r>
+      <w:proofErr w:type="gramEnd"/>
+      <w:r>
+        <w:t xml:space="preserve"> add new migrations </w:t>
+      </w:r>
+      <w:proofErr w:type="gramStart"/>
+      <w:r>
+        <w:t>later on</w:t>
+      </w:r>
+      <w:proofErr w:type="gramEnd"/>
+      <w:r>
+        <w:t xml:space="preserve"> in the project</w:t>
       </w:r>
       <w:r>
         <w:t>.</w:t>
@@ -1418,7 +1452,23 @@
     </w:p>
     <w:p>
       <w:r>
-        <w:t>To resolve this error, we must add and update a migration, as it creates the SQL database, and any new models while also updating any changes made. We first run in the Package Manager Console:</w:t>
+        <w:t xml:space="preserve">To resolve this error, we must add and update a migration, as it creates the SQL database, and any new models while also updating any changes made. We first </w:t>
+      </w:r>
+      <w:proofErr w:type="gramStart"/>
+      <w:r>
+        <w:t>run</w:t>
+      </w:r>
+      <w:proofErr w:type="gramEnd"/>
+      <w:r>
+        <w:t xml:space="preserve"> in </w:t>
+      </w:r>
+      <w:proofErr w:type="gramStart"/>
+      <w:r>
+        <w:t>the Package</w:t>
+      </w:r>
+      <w:proofErr w:type="gramEnd"/>
+      <w:r>
+        <w:t xml:space="preserve"> Manager Console:</w:t>
       </w:r>
     </w:p>
     <w:p>
@@ -1562,7 +1612,23 @@
     </w:p>
     <w:p>
       <w:r>
-        <w:t>Now that a migration is added, we can create users accounts without the error occurring. This is why we made use of individual accounts, because its given us a user database with a customizable account creation system. Not only this, but it provides amazing security as it has been tested and coded by professionals in the industry.</w:t>
+        <w:t xml:space="preserve">Now that a migration is added, we can create users accounts without </w:t>
+      </w:r>
+      <w:proofErr w:type="gramStart"/>
+      <w:r>
+        <w:t>the error</w:t>
+      </w:r>
+      <w:proofErr w:type="gramEnd"/>
+      <w:r>
+        <w:t xml:space="preserve"> occurring. This is why we made use of individual accounts, because </w:t>
+      </w:r>
+      <w:proofErr w:type="gramStart"/>
+      <w:r>
+        <w:t>its</w:t>
+      </w:r>
+      <w:proofErr w:type="gramEnd"/>
+      <w:r>
+        <w:t xml:space="preserve"> given us a user database with a customizable account creation system. Not only this, but it provides amazing security as it has been tested and coded by professionals in the industry.</w:t>
       </w:r>
     </w:p>
     <w:p/>
@@ -1580,7 +1646,15 @@
     <w:p/>
     <w:p>
       <w:r>
-        <w:t>During Task 1, with the designs, I decided to change some of my data types of the models around. They’re minor changes but still needed to be paid attention to. I changed data types and added new attributes</w:t>
+        <w:t xml:space="preserve">During Task 1, with the designs, I decided to change some of my data types of the models around. They’re minor changes but still </w:t>
+      </w:r>
+      <w:proofErr w:type="gramStart"/>
+      <w:r>
+        <w:t>needed</w:t>
+      </w:r>
+      <w:proofErr w:type="gramEnd"/>
+      <w:r>
+        <w:t xml:space="preserve"> to be paid attention to. I changed data types and added new attributes</w:t>
       </w:r>
       <w:r>
         <w:t>, I also removed and added new models</w:t>
@@ -1832,8 +1906,13 @@
             <w:tcW w:w="2236" w:type="dxa"/>
           </w:tcPr>
           <w:p>
-            <w:r>
-              <w:t>References the user who owns the address</w:t>
+            <w:proofErr w:type="gramStart"/>
+            <w:r>
+              <w:t>References</w:t>
+            </w:r>
+            <w:proofErr w:type="gramEnd"/>
+            <w:r>
+              <w:t xml:space="preserve"> the user who owns the address</w:t>
             </w:r>
           </w:p>
         </w:tc>
@@ -2707,8 +2786,13 @@
             <w:tcW w:w="1903" w:type="dxa"/>
           </w:tcPr>
           <w:p>
-            <w:r>
-              <w:t>References the basket</w:t>
+            <w:proofErr w:type="gramStart"/>
+            <w:r>
+              <w:t>References</w:t>
+            </w:r>
+            <w:proofErr w:type="gramEnd"/>
+            <w:r>
+              <w:t xml:space="preserve"> the basket</w:t>
             </w:r>
           </w:p>
         </w:tc>
@@ -2771,8 +2855,13 @@
             <w:tcW w:w="1903" w:type="dxa"/>
           </w:tcPr>
           <w:p>
-            <w:r>
-              <w:t>References the product</w:t>
+            <w:proofErr w:type="gramStart"/>
+            <w:r>
+              <w:t>References</w:t>
+            </w:r>
+            <w:proofErr w:type="gramEnd"/>
+            <w:r>
+              <w:t xml:space="preserve"> the product</w:t>
             </w:r>
           </w:p>
         </w:tc>
@@ -2836,7 +2925,15 @@
           </w:tcPr>
           <w:p>
             <w:r>
-              <w:t>Numeric number of amount of the product in basket</w:t>
+              <w:t xml:space="preserve">Numeric number of </w:t>
+            </w:r>
+            <w:proofErr w:type="gramStart"/>
+            <w:r>
+              <w:t>amount</w:t>
+            </w:r>
+            <w:proofErr w:type="gramEnd"/>
+            <w:r>
+              <w:t xml:space="preserve"> of the product in basket</w:t>
             </w:r>
           </w:p>
         </w:tc>
@@ -3603,10 +3700,12 @@
         <w:t xml:space="preserve">Table: </w:t>
       </w:r>
       <w:proofErr w:type="spellStart"/>
+      <w:proofErr w:type="gramStart"/>
       <w:r>
         <w:t>orderProducts</w:t>
       </w:r>
       <w:proofErr w:type="spellEnd"/>
+      <w:proofErr w:type="gramEnd"/>
       <w:r>
         <w:t xml:space="preserve"> [BEFORE]</w:t>
       </w:r>
@@ -3845,8 +3944,13 @@
             <w:tcW w:w="2045" w:type="dxa"/>
           </w:tcPr>
           <w:p>
-            <w:r>
-              <w:t>References the order</w:t>
+            <w:proofErr w:type="gramStart"/>
+            <w:r>
+              <w:t>References</w:t>
+            </w:r>
+            <w:proofErr w:type="gramEnd"/>
+            <w:r>
+              <w:t xml:space="preserve"> the order</w:t>
             </w:r>
           </w:p>
         </w:tc>
@@ -3914,8 +4018,13 @@
             <w:tcW w:w="2045" w:type="dxa"/>
           </w:tcPr>
           <w:p>
-            <w:r>
-              <w:t>References the product</w:t>
+            <w:proofErr w:type="gramStart"/>
+            <w:r>
+              <w:t>References</w:t>
+            </w:r>
+            <w:proofErr w:type="gramEnd"/>
+            <w:r>
+              <w:t xml:space="preserve"> the product</w:t>
             </w:r>
           </w:p>
         </w:tc>
@@ -4320,8 +4429,13 @@
             <w:tcW w:w="1503" w:type="dxa"/>
           </w:tcPr>
           <w:p>
-            <w:r>
-              <w:t>References the user</w:t>
+            <w:proofErr w:type="gramStart"/>
+            <w:r>
+              <w:t>References</w:t>
+            </w:r>
+            <w:proofErr w:type="gramEnd"/>
+            <w:r>
+              <w:t xml:space="preserve"> the user</w:t>
             </w:r>
           </w:p>
         </w:tc>
@@ -4427,10 +4541,12 @@
         <w:t xml:space="preserve">Table: </w:t>
       </w:r>
       <w:proofErr w:type="spellStart"/>
+      <w:proofErr w:type="gramStart"/>
       <w:r>
         <w:t>loyaltyTransaction</w:t>
       </w:r>
       <w:proofErr w:type="spellEnd"/>
+      <w:proofErr w:type="gramEnd"/>
       <w:r>
         <w:t xml:space="preserve"> [BEFORE]</w:t>
       </w:r>
@@ -4797,8 +4913,13 @@
             <w:tcW w:w="1787" w:type="dxa"/>
           </w:tcPr>
           <w:p>
-            <w:r>
-              <w:t>Amount of points added or removed</w:t>
+            <w:proofErr w:type="gramStart"/>
+            <w:r>
+              <w:t>Amount</w:t>
+            </w:r>
+            <w:proofErr w:type="gramEnd"/>
+            <w:r>
+              <w:t xml:space="preserve"> of points added or removed</w:t>
             </w:r>
           </w:p>
         </w:tc>
@@ -5202,8 +5323,13 @@
             <w:tcW w:w="2471" w:type="dxa"/>
           </w:tcPr>
           <w:p>
-            <w:r>
-              <w:t>References the user which placed the order</w:t>
+            <w:proofErr w:type="gramStart"/>
+            <w:r>
+              <w:t>References</w:t>
+            </w:r>
+            <w:proofErr w:type="gramEnd"/>
+            <w:r>
+              <w:t xml:space="preserve"> the user which placed the order</w:t>
             </w:r>
           </w:p>
         </w:tc>
@@ -5266,8 +5392,13 @@
             <w:tcW w:w="2471" w:type="dxa"/>
           </w:tcPr>
           <w:p>
-            <w:r>
-              <w:t>References the delivery address</w:t>
+            <w:proofErr w:type="gramStart"/>
+            <w:r>
+              <w:t>References</w:t>
+            </w:r>
+            <w:proofErr w:type="gramEnd"/>
+            <w:r>
+              <w:t xml:space="preserve"> the delivery address</w:t>
             </w:r>
           </w:p>
         </w:tc>
@@ -5833,10 +5964,7 @@
           </w:tcPr>
           <w:p>
             <w:r>
-              <w:t>4</w:t>
-            </w:r>
-            <w:r>
-              <w:t>50 characters</w:t>
+              <w:t>450 characters</w:t>
             </w:r>
           </w:p>
         </w:tc>
@@ -5981,7 +6109,15 @@
     <w:p/>
     <w:p>
       <w:r>
-        <w:t>I added the Status attribute as I plan to implement logic for the basket being active or complete through controller backend.</w:t>
+        <w:t xml:space="preserve">I added the Status attribute as I plan to implement logic for the basket </w:t>
+      </w:r>
+      <w:proofErr w:type="gramStart"/>
+      <w:r>
+        <w:t>being</w:t>
+      </w:r>
+      <w:proofErr w:type="gramEnd"/>
+      <w:r>
+        <w:t xml:space="preserve"> active or complete through controller backend.</w:t>
       </w:r>
     </w:p>
     <w:p/>
@@ -6209,10 +6345,7 @@
           <w:p>
             <w:proofErr w:type="spellStart"/>
             <w:r>
-              <w:t>B</w:t>
-            </w:r>
-            <w:r>
-              <w:t>asketId</w:t>
+              <w:t>BasketId</w:t>
             </w:r>
             <w:proofErr w:type="spellEnd"/>
           </w:p>
@@ -6232,8 +6365,13 @@
             <w:tcW w:w="1903" w:type="dxa"/>
           </w:tcPr>
           <w:p>
-            <w:r>
-              <w:t>References the basket</w:t>
+            <w:proofErr w:type="gramStart"/>
+            <w:r>
+              <w:t>References</w:t>
+            </w:r>
+            <w:proofErr w:type="gramEnd"/>
+            <w:r>
+              <w:t xml:space="preserve"> the basket</w:t>
             </w:r>
           </w:p>
         </w:tc>
@@ -6276,10 +6414,7 @@
           <w:p>
             <w:proofErr w:type="spellStart"/>
             <w:r>
-              <w:t>P</w:t>
-            </w:r>
-            <w:r>
-              <w:t>roductsId</w:t>
+              <w:t>ProductsId</w:t>
             </w:r>
             <w:proofErr w:type="spellEnd"/>
           </w:p>
@@ -6299,8 +6434,13 @@
             <w:tcW w:w="1903" w:type="dxa"/>
           </w:tcPr>
           <w:p>
-            <w:r>
-              <w:t>References the product</w:t>
+            <w:proofErr w:type="gramStart"/>
+            <w:r>
+              <w:t>References</w:t>
+            </w:r>
+            <w:proofErr w:type="gramEnd"/>
+            <w:r>
+              <w:t xml:space="preserve"> the product</w:t>
             </w:r>
           </w:p>
         </w:tc>
@@ -6344,10 +6484,7 @@
             <w:proofErr w:type="spellStart"/>
             <w:r>
               <w:lastRenderedPageBreak/>
-              <w:t>P</w:t>
-            </w:r>
-            <w:r>
-              <w:t>roductQuantity</w:t>
+              <w:t>ProductQuantity</w:t>
             </w:r>
             <w:proofErr w:type="spellEnd"/>
           </w:p>
@@ -6631,10 +6768,7 @@
           <w:p>
             <w:proofErr w:type="spellStart"/>
             <w:r>
-              <w:t>orderId</w:t>
-            </w:r>
-            <w:r>
-              <w:t>OrderId</w:t>
+              <w:t>orderIdOrderId</w:t>
             </w:r>
             <w:proofErr w:type="spellEnd"/>
           </w:p>
@@ -6654,8 +6788,13 @@
             <w:tcW w:w="2029" w:type="dxa"/>
           </w:tcPr>
           <w:p>
-            <w:r>
-              <w:t>References the order</w:t>
+            <w:proofErr w:type="gramStart"/>
+            <w:r>
+              <w:t>References</w:t>
+            </w:r>
+            <w:proofErr w:type="gramEnd"/>
+            <w:r>
+              <w:t xml:space="preserve"> the order</w:t>
             </w:r>
           </w:p>
         </w:tc>
@@ -6723,8 +6862,13 @@
             <w:tcW w:w="2029" w:type="dxa"/>
           </w:tcPr>
           <w:p>
-            <w:r>
-              <w:t>References the product</w:t>
+            <w:proofErr w:type="gramStart"/>
+            <w:r>
+              <w:t>References</w:t>
+            </w:r>
+            <w:proofErr w:type="gramEnd"/>
+            <w:r>
+              <w:t xml:space="preserve"> the product</w:t>
             </w:r>
           </w:p>
         </w:tc>
@@ -6827,16 +6971,29 @@
     <w:p/>
     <w:p>
       <w:r>
-        <w:t xml:space="preserve">The product price seemed unnecessary in development so I removed it, as I felt like it was over complicating the system unnecessarily. </w:t>
+        <w:t xml:space="preserve">The product price seemed unnecessary in </w:t>
+      </w:r>
+      <w:proofErr w:type="gramStart"/>
+      <w:r>
+        <w:t>development</w:t>
+      </w:r>
+      <w:proofErr w:type="gramEnd"/>
+      <w:r>
+        <w:t xml:space="preserve"> so I removed it, as I felt like it was </w:t>
+      </w:r>
+      <w:proofErr w:type="gramStart"/>
+      <w:r>
+        <w:t>over complicating</w:t>
+      </w:r>
+      <w:proofErr w:type="gramEnd"/>
+      <w:r>
+        <w:t xml:space="preserve"> the system unnecessarily. </w:t>
       </w:r>
     </w:p>
     <w:p/>
     <w:p>
       <w:r>
-        <w:t xml:space="preserve">Table: </w:t>
-      </w:r>
-      <w:r>
-        <w:t>Orders</w:t>
+        <w:t>Table: Orders</w:t>
       </w:r>
     </w:p>
     <w:tbl>
@@ -7078,8 +7235,13 @@
             <w:tcW w:w="2123" w:type="dxa"/>
           </w:tcPr>
           <w:p>
-            <w:r>
-              <w:t>References the user which placed the order</w:t>
+            <w:proofErr w:type="gramStart"/>
+            <w:r>
+              <w:t>References</w:t>
+            </w:r>
+            <w:proofErr w:type="gramEnd"/>
+            <w:r>
+              <w:t xml:space="preserve"> the user which placed the order</w:t>
             </w:r>
           </w:p>
         </w:tc>
@@ -7099,10 +7261,7 @@
           </w:tcPr>
           <w:p>
             <w:r>
-              <w:t>4</w:t>
-            </w:r>
-            <w:r>
-              <w:t>50 characters</w:t>
+              <w:t>450 characters</w:t>
             </w:r>
           </w:p>
         </w:tc>
@@ -8088,10 +8247,34 @@
       </w:r>
       <w:proofErr w:type="spellEnd"/>
       <w:r>
-        <w:t xml:space="preserve"> is removed as a foreign key, along with the Address model as a whole, as I am no longer making use of the address table. I believe it is more simple, easier and efficient for this project to just have the address information within the orders table to avoid conflict between controllers. So for this reason, I added the attributes from that model here. Not only this, but I made Delivery information a nullable selection for two reasons; firstly, the user may choose selection which wouldn’t require a delivery address, I also implemented billing address, and plan on implementing logic so that the user can select so that the billing address is the same as the delivery address for ease of use. On this topic, I have also added attributes for billing address information to the model as it is seen in industry standard checkout systems and e-commerce applications to have billing address information separate from delivery address information.</w:t>
-      </w:r>
-      <w:r>
-        <w:t xml:space="preserve"> Apart from this, within this model I also changed up some data types and naming conventions, and also added different attributes from the old table as I believed they’re more logical for an order system.</w:t>
+        <w:t xml:space="preserve"> is removed as a foreign key, along with the Address </w:t>
+      </w:r>
+      <w:proofErr w:type="gramStart"/>
+      <w:r>
+        <w:t>model as a whole, as</w:t>
+      </w:r>
+      <w:proofErr w:type="gramEnd"/>
+      <w:r>
+        <w:t xml:space="preserve"> I am no longer making use of the address table. I believe it is more simple, easier and efficient for this project to just have the address information within the orders table to avoid conflict between controllers. </w:t>
+      </w:r>
+      <w:proofErr w:type="gramStart"/>
+      <w:r>
+        <w:t>So</w:t>
+      </w:r>
+      <w:proofErr w:type="gramEnd"/>
+      <w:r>
+        <w:t xml:space="preserve"> for this reason, I added the attributes from that model here. Not only this, but I made Delivery information a nullable selection for two reasons; firstly, the user may choose selection which wouldn’t require a delivery address, I also implemented billing address, and plan on implementing logic so that the user can select so that the billing address is the same as the delivery address for ease of use. On this topic, I have also added attributes for billing address information to the model as it is seen in industry standard checkout systems and e-commerce applications to have billing address information separate from delivery address information.</w:t>
+      </w:r>
+      <w:r>
+        <w:t xml:space="preserve"> Apart from this, within this model I also changed up some data types and naming </w:t>
+      </w:r>
+      <w:proofErr w:type="gramStart"/>
+      <w:r>
+        <w:t>conventions, and</w:t>
+      </w:r>
+      <w:proofErr w:type="gramEnd"/>
+      <w:r>
+        <w:t xml:space="preserve"> also added different attributes from the old table as I believed they’re more logical for an order system.</w:t>
       </w:r>
       <w:r>
         <w:t xml:space="preserve"> </w:t>
@@ -8099,10 +8282,7 @@
     </w:p>
     <w:p>
       <w:r>
-        <w:t xml:space="preserve">Table: </w:t>
-      </w:r>
-      <w:r>
-        <w:t>Producers</w:t>
+        <w:t>Table: Producers</w:t>
       </w:r>
     </w:p>
     <w:tbl>
@@ -8344,8 +8524,13 @@
             <w:tcW w:w="1903" w:type="dxa"/>
           </w:tcPr>
           <w:p>
-            <w:r>
-              <w:t>References the user account of the product</w:t>
+            <w:proofErr w:type="gramStart"/>
+            <w:r>
+              <w:t>References</w:t>
+            </w:r>
+            <w:proofErr w:type="gramEnd"/>
+            <w:r>
+              <w:t xml:space="preserve"> the user account of the product</w:t>
             </w:r>
           </w:p>
         </w:tc>
@@ -8577,7 +8762,23 @@
     <w:p>
       <w:r>
         <w:lastRenderedPageBreak/>
-        <w:t xml:space="preserve">I added this whole model new, this wasn’t in the first database design. I made it to link producers to the creation of products through the use of </w:t>
+        <w:t xml:space="preserve">I added this whole model </w:t>
+      </w:r>
+      <w:proofErr w:type="gramStart"/>
+      <w:r>
+        <w:t>new,</w:t>
+      </w:r>
+      <w:proofErr w:type="gramEnd"/>
+      <w:r>
+        <w:t xml:space="preserve"> this wasn’t in the first database design. I made it to link producers to the creation of products </w:t>
+      </w:r>
+      <w:proofErr w:type="gramStart"/>
+      <w:r>
+        <w:t>through the use of</w:t>
+      </w:r>
+      <w:proofErr w:type="gramEnd"/>
+      <w:r>
+        <w:t xml:space="preserve"> </w:t>
       </w:r>
       <w:proofErr w:type="spellStart"/>
       <w:r>
@@ -8590,13 +8791,7 @@
     </w:p>
     <w:p>
       <w:r>
-        <w:t xml:space="preserve">Table: </w:t>
-      </w:r>
-      <w:r>
-        <w:t>Products</w:t>
-      </w:r>
-      <w:r>
-        <w:t xml:space="preserve"> </w:t>
+        <w:t xml:space="preserve">Table: Products </w:t>
       </w:r>
     </w:p>
     <w:tbl>
@@ -8749,10 +8944,7 @@
           <w:p>
             <w:proofErr w:type="spellStart"/>
             <w:r>
-              <w:t>P</w:t>
-            </w:r>
-            <w:r>
-              <w:t>roductsId</w:t>
+              <w:t>ProductsId</w:t>
             </w:r>
             <w:proofErr w:type="spellEnd"/>
           </w:p>
@@ -8836,8 +9028,13 @@
             <w:tcW w:w="1903" w:type="dxa"/>
           </w:tcPr>
           <w:p>
-            <w:r>
-              <w:t>References the producer who created that product</w:t>
+            <w:proofErr w:type="gramStart"/>
+            <w:r>
+              <w:t>References</w:t>
+            </w:r>
+            <w:proofErr w:type="gramEnd"/>
+            <w:r>
+              <w:t xml:space="preserve"> the producer who created that product</w:t>
             </w:r>
           </w:p>
         </w:tc>
@@ -8949,10 +9146,7 @@
           <w:p>
             <w:proofErr w:type="spellStart"/>
             <w:r>
-              <w:t>I</w:t>
-            </w:r>
-            <w:r>
-              <w:t>temPrice</w:t>
+              <w:t>ItemPrice</w:t>
             </w:r>
             <w:proofErr w:type="spellEnd"/>
           </w:p>
@@ -9016,10 +9210,7 @@
           <w:p>
             <w:proofErr w:type="spellStart"/>
             <w:r>
-              <w:t>I</w:t>
-            </w:r>
-            <w:r>
-              <w:t>magePath</w:t>
+              <w:t>ImagePath</w:t>
             </w:r>
             <w:proofErr w:type="spellEnd"/>
           </w:p>
@@ -9352,7 +9543,15 @@
     <w:p/>
     <w:p>
       <w:r>
-        <w:t xml:space="preserve">Apart from this, I removed the Loyalty  and </w:t>
+        <w:t xml:space="preserve">Apart from this, I removed the </w:t>
+      </w:r>
+      <w:proofErr w:type="gramStart"/>
+      <w:r>
+        <w:t>Loyalty  and</w:t>
+      </w:r>
+      <w:proofErr w:type="gramEnd"/>
+      <w:r>
+        <w:t xml:space="preserve"> </w:t>
       </w:r>
       <w:proofErr w:type="spellStart"/>
       <w:r>
@@ -9360,7 +9559,15 @@
       </w:r>
       <w:proofErr w:type="spellEnd"/>
       <w:r>
-        <w:t xml:space="preserve"> models as I realized that a loyalty system through controller logic will be more suitable for the project, and will be better to develop. </w:t>
+        <w:t xml:space="preserve"> models as I realized that a loyalty system through controller logic will be more suitable for the </w:t>
+      </w:r>
+      <w:proofErr w:type="gramStart"/>
+      <w:r>
+        <w:t>project, and</w:t>
+      </w:r>
+      <w:proofErr w:type="gramEnd"/>
+      <w:r>
+        <w:t xml:space="preserve"> will be better to develop. </w:t>
       </w:r>
     </w:p>
     <w:p>
@@ -9370,6 +9577,9 @@
     </w:p>
     <w:p>
       <w:r>
+        <w:rPr>
+          <w:noProof/>
+        </w:rPr>
         <w:lastRenderedPageBreak/>
         <w:drawing>
           <wp:inline distT="0" distB="0" distL="0" distR="0" wp14:anchorId="630300D6" wp14:editId="2FB8F014">
@@ -9411,17 +9621,14 @@
     <w:p/>
     <w:p>
       <w:r>
-        <w:t xml:space="preserve">We now make the Model files with appropriate names and the data which they’ll store. This is an example from the </w:t>
-      </w:r>
-      <w:r>
-        <w:t>Basket</w:t>
-      </w:r>
-      <w:r>
-        <w:t xml:space="preserve"> model. From this, I scaffold each model one by one, preventing the solution explorer from being untidy and making the organization and navigation of the solution easier. Although, we need to scaffold the identity pages to allow us to edit the register, sign up pages and more.</w:t>
-      </w:r>
-    </w:p>
-    <w:p>
-      <w:r>
+        <w:t>We now make the Model files with appropriate names and the data which they’ll store. This is an example from the Basket model. From this, I scaffold each model one by one, preventing the solution explorer from being untidy and making the organization and navigation of the solution easier. Although, we need to scaffold the identity pages to allow us to edit the register, sign up pages and more.</w:t>
+      </w:r>
+    </w:p>
+    <w:p>
+      <w:r>
+        <w:rPr>
+          <w:noProof/>
+        </w:rPr>
         <w:lastRenderedPageBreak/>
         <w:drawing>
           <wp:inline distT="0" distB="0" distL="0" distR="0" wp14:anchorId="6E465811" wp14:editId="2222C094">
@@ -9468,6 +9675,9 @@
     </w:p>
     <w:p>
       <w:r>
+        <w:rPr>
+          <w:noProof/>
+        </w:rPr>
         <w:drawing>
           <wp:inline distT="0" distB="0" distL="0" distR="0" wp14:anchorId="2623EB35" wp14:editId="4B031350">
             <wp:extent cx="4515480" cy="1857634"/>
@@ -9507,11 +9717,30 @@
     </w:p>
     <w:p>
       <w:r>
-        <w:t>I then have to scaffold each model one by one, which will prevent the solution from being untidy and making it more organized and easy to navigate. Although, we need to scaffold the identity pages to allow us to edit the register, sign up pages and more. So, what we need to do is add an Identity to the Areas/Identity folder and override all the files.</w:t>
-      </w:r>
-    </w:p>
-    <w:p>
-      <w:r>
+        <w:t xml:space="preserve">I then </w:t>
+      </w:r>
+      <w:proofErr w:type="gramStart"/>
+      <w:r>
+        <w:t>have to</w:t>
+      </w:r>
+      <w:proofErr w:type="gramEnd"/>
+      <w:r>
+        <w:t xml:space="preserve"> scaffold each model one by one, which will prevent the solution from being untidy and making it </w:t>
+      </w:r>
+      <w:proofErr w:type="gramStart"/>
+      <w:r>
+        <w:t>more organized and easy</w:t>
+      </w:r>
+      <w:proofErr w:type="gramEnd"/>
+      <w:r>
+        <w:t xml:space="preserve"> to navigate. Although, we need to scaffold the identity pages to allow us to edit the register, sign up pages and more. So, what we need to do is add an Identity to the Areas/Identity folder and override all the files.</w:t>
+      </w:r>
+    </w:p>
+    <w:p>
+      <w:r>
+        <w:rPr>
+          <w:noProof/>
+        </w:rPr>
         <w:lastRenderedPageBreak/>
         <w:drawing>
           <wp:inline distT="0" distB="0" distL="0" distR="0" wp14:anchorId="72A315DB" wp14:editId="30A36A43">
@@ -9574,11 +9803,22 @@
     <w:p/>
     <w:p>
       <w:r>
-        <w:t>I’ll now make a new migration and update the database as I have added my models as controllers, and scaffolded the identity.</w:t>
-      </w:r>
-    </w:p>
-    <w:p>
-      <w:r>
+        <w:t xml:space="preserve">I’ll now make a new migration and update the database as I have added my models as </w:t>
+      </w:r>
+      <w:proofErr w:type="gramStart"/>
+      <w:r>
+        <w:t>controllers, and</w:t>
+      </w:r>
+      <w:proofErr w:type="gramEnd"/>
+      <w:r>
+        <w:t xml:space="preserve"> scaffolded the identity.</w:t>
+      </w:r>
+    </w:p>
+    <w:p>
+      <w:r>
+        <w:rPr>
+          <w:noProof/>
+        </w:rPr>
         <w:drawing>
           <wp:inline distT="0" distB="0" distL="0" distR="0" wp14:anchorId="7DA44935" wp14:editId="1BE0727A">
             <wp:extent cx="6440757" cy="556591"/>
@@ -9618,7 +9858,23 @@
     </w:p>
     <w:p>
       <w:r>
-        <w:t xml:space="preserve">Upon migration, I faced an error. This is because I have datatypes saved as decimal, but I didn’t tell EF core how precise they should be in the database. Usually, it would resort to something such as decimal(18,2) but I want to make use of decimal(10,2). To avoid this issue, I added the following code inside of </w:t>
+        <w:t xml:space="preserve">Upon migration, I faced an error. This is because I have datatypes saved as decimal, but I didn’t tell EF core how precise they should be in the database. Usually, it would resort to something such as </w:t>
+      </w:r>
+      <w:proofErr w:type="gramStart"/>
+      <w:r>
+        <w:t>decimal(</w:t>
+      </w:r>
+      <w:proofErr w:type="gramEnd"/>
+      <w:r>
+        <w:t xml:space="preserve">18,2) but I want to make use of </w:t>
+      </w:r>
+      <w:proofErr w:type="gramStart"/>
+      <w:r>
+        <w:t>decimal(</w:t>
+      </w:r>
+      <w:proofErr w:type="gramEnd"/>
+      <w:r>
+        <w:t xml:space="preserve">10,2). To avoid this issue, I added the following code inside of </w:t>
       </w:r>
       <w:proofErr w:type="spellStart"/>
       <w:r>
@@ -9632,6 +9888,9 @@
     <w:p/>
     <w:p>
       <w:r>
+        <w:rPr>
+          <w:noProof/>
+        </w:rPr>
         <w:drawing>
           <wp:inline distT="0" distB="0" distL="0" distR="0" wp14:anchorId="72E4A4E3" wp14:editId="2859BAD3">
             <wp:extent cx="5731510" cy="1269365"/>
@@ -9677,6 +9936,9 @@
     </w:p>
     <w:p>
       <w:r>
+        <w:rPr>
+          <w:noProof/>
+        </w:rPr>
         <w:drawing>
           <wp:inline distT="0" distB="0" distL="0" distR="0" wp14:anchorId="2E922004" wp14:editId="36E31551">
             <wp:extent cx="5163271" cy="2305372"/>
@@ -9717,11 +9979,22 @@
     <w:p/>
     <w:p>
       <w:r>
-        <w:t>Now when I try to migrate again, and also update the database, the error is no longer present.</w:t>
-      </w:r>
-    </w:p>
-    <w:p>
-      <w:r>
+        <w:t xml:space="preserve">Now when I try to migrate again, </w:t>
+      </w:r>
+      <w:proofErr w:type="gramStart"/>
+      <w:r>
+        <w:t>and also</w:t>
+      </w:r>
+      <w:proofErr w:type="gramEnd"/>
+      <w:r>
+        <w:t xml:space="preserve"> update the database, the error is no longer present.</w:t>
+      </w:r>
+    </w:p>
+    <w:p>
+      <w:r>
+        <w:rPr>
+          <w:noProof/>
+        </w:rPr>
         <w:drawing>
           <wp:inline distT="0" distB="0" distL="0" distR="0" wp14:anchorId="44B5D13B" wp14:editId="0E288E3E">
             <wp:extent cx="3248478" cy="609685"/>
@@ -9761,6 +10034,9 @@
     </w:p>
     <w:p>
       <w:r>
+        <w:rPr>
+          <w:noProof/>
+        </w:rPr>
         <w:drawing>
           <wp:inline distT="0" distB="0" distL="0" distR="0" wp14:anchorId="30C29DF9" wp14:editId="35331853">
             <wp:extent cx="1514686" cy="209579"/>
@@ -9805,6 +10081,9 @@
     </w:p>
     <w:p>
       <w:r>
+        <w:rPr>
+          <w:noProof/>
+        </w:rPr>
         <w:lastRenderedPageBreak/>
         <w:drawing>
           <wp:inline distT="0" distB="0" distL="0" distR="0" wp14:anchorId="26AB297A" wp14:editId="0F63078A">
@@ -9848,10 +10127,12 @@
         <w:t xml:space="preserve">This now lets us edit all pages shown whenever we need. Not only this, but I chose to scaffold it now rather than later so </w:t>
       </w:r>
       <w:proofErr w:type="spellStart"/>
+      <w:proofErr w:type="gramStart"/>
       <w:r>
         <w:t>its</w:t>
       </w:r>
       <w:proofErr w:type="spellEnd"/>
+      <w:proofErr w:type="gramEnd"/>
       <w:r>
         <w:t xml:space="preserve"> all organized into one folder which is rarely opened. However, when working on such as the HTML of the solution, we are required to open the whole folder with all other pages which would have been created when scaffolding, which is messy and a hassle to navigate through, with the biggest reason for not scaffolding so soon being able to focus on the features one by one, making sure its complete fully without providing broken or incomplete features before continuing. </w:t>
       </w:r>
@@ -9878,12 +10159,20 @@
           <w:lang w:val="en-GB"/>
         </w:rPr>
       </w:pPr>
+      <w:proofErr w:type="gramStart"/>
       <w:r>
         <w:rPr>
           <w:lang w:val="en-GB"/>
         </w:rPr>
         <w:lastRenderedPageBreak/>
-        <w:t xml:space="preserve">First of all, we must create a class called </w:t>
+        <w:t>First of all</w:t>
+      </w:r>
+      <w:proofErr w:type="gramEnd"/>
+      <w:r>
+        <w:rPr>
+          <w:lang w:val="en-GB"/>
+        </w:rPr>
+        <w:t xml:space="preserve">, we must create a class called </w:t>
       </w:r>
       <w:proofErr w:type="spellStart"/>
       <w:r>
@@ -9908,6 +10197,7 @@
       </w:pPr>
       <w:r>
         <w:rPr>
+          <w:noProof/>
           <w:lang w:val="en-GB"/>
         </w:rPr>
         <w:drawing>
@@ -9955,6 +10245,7 @@
       </w:pPr>
       <w:r>
         <w:rPr>
+          <w:noProof/>
           <w:lang w:val="en-GB"/>
         </w:rPr>
         <w:drawing>
@@ -10032,7 +10323,21 @@
         <w:rPr>
           <w:lang w:val="en-GB"/>
         </w:rPr>
-        <w:t xml:space="preserve">, we first have to create the method, I am going to call it </w:t>
+        <w:t xml:space="preserve">, we first </w:t>
+      </w:r>
+      <w:proofErr w:type="gramStart"/>
+      <w:r>
+        <w:rPr>
+          <w:lang w:val="en-GB"/>
+        </w:rPr>
+        <w:t>have to</w:t>
+      </w:r>
+      <w:proofErr w:type="gramEnd"/>
+      <w:r>
+        <w:rPr>
+          <w:lang w:val="en-GB"/>
+        </w:rPr>
+        <w:t xml:space="preserve"> create the method, I am going to call it </w:t>
       </w:r>
       <w:proofErr w:type="spellStart"/>
       <w:r>
@@ -10051,6 +10356,7 @@
       </w:pPr>
       <w:r>
         <w:rPr>
+          <w:noProof/>
           <w:lang w:val="en-GB"/>
         </w:rPr>
         <w:drawing>
@@ -10111,6 +10417,7 @@
       </w:pPr>
       <w:r>
         <w:rPr>
+          <w:noProof/>
           <w:lang w:val="en-GB"/>
         </w:rPr>
         <w:drawing>
@@ -10160,7 +10467,21 @@
         <w:rPr>
           <w:lang w:val="en-GB"/>
         </w:rPr>
-        <w:t>Underneath that same method, we are going to add different users. First of all, we start by adding an admin:</w:t>
+        <w:t xml:space="preserve">Underneath that same method, we are going to add different users. </w:t>
+      </w:r>
+      <w:proofErr w:type="gramStart"/>
+      <w:r>
+        <w:rPr>
+          <w:lang w:val="en-GB"/>
+        </w:rPr>
+        <w:t>First of all</w:t>
+      </w:r>
+      <w:proofErr w:type="gramEnd"/>
+      <w:r>
+        <w:rPr>
+          <w:lang w:val="en-GB"/>
+        </w:rPr>
+        <w:t>, we start by adding an admin:</w:t>
       </w:r>
     </w:p>
     <w:p>
@@ -10171,6 +10492,7 @@
       </w:pPr>
       <w:r>
         <w:rPr>
+          <w:noProof/>
           <w:lang w:val="en-GB"/>
         </w:rPr>
         <w:lastRenderedPageBreak/>
@@ -10219,6 +10541,9 @@
     </w:p>
     <w:p>
       <w:r>
+        <w:rPr>
+          <w:noProof/>
+        </w:rPr>
         <w:drawing>
           <wp:inline distT="0" distB="0" distL="0" distR="0" wp14:anchorId="6B3DAB5B" wp14:editId="03A8A282">
             <wp:extent cx="5731510" cy="5543550"/>
@@ -10264,6 +10589,9 @@
     </w:p>
     <w:p>
       <w:r>
+        <w:rPr>
+          <w:noProof/>
+        </w:rPr>
         <w:drawing>
           <wp:inline distT="0" distB="0" distL="0" distR="0" wp14:anchorId="7DAF1532" wp14:editId="67F44DF2">
             <wp:extent cx="5731510" cy="2559050"/>
@@ -10312,7 +10640,15 @@
       </w:r>
       <w:proofErr w:type="spellEnd"/>
       <w:r>
-        <w:t xml:space="preserve"> file, I then have to add the following code into </w:t>
+        <w:t xml:space="preserve"> file, I then </w:t>
+      </w:r>
+      <w:proofErr w:type="gramStart"/>
+      <w:r>
+        <w:t>have to</w:t>
+      </w:r>
+      <w:proofErr w:type="gramEnd"/>
+      <w:r>
+        <w:t xml:space="preserve"> add the following code into </w:t>
       </w:r>
       <w:proofErr w:type="spellStart"/>
       <w:r>
@@ -10322,6 +10658,9 @@
     </w:p>
     <w:p>
       <w:r>
+        <w:rPr>
+          <w:noProof/>
+        </w:rPr>
         <w:drawing>
           <wp:inline distT="0" distB="0" distL="0" distR="0" wp14:anchorId="1E35BCCE" wp14:editId="0E98E94B">
             <wp:extent cx="3667637" cy="257211"/>
@@ -10361,6 +10700,9 @@
     </w:p>
     <w:p>
       <w:r>
+        <w:rPr>
+          <w:noProof/>
+        </w:rPr>
         <w:drawing>
           <wp:inline distT="0" distB="0" distL="0" distR="0" wp14:anchorId="6618FF8C" wp14:editId="68108C60">
             <wp:extent cx="5258534" cy="1305107"/>
@@ -10404,16 +10746,21 @@
         <w:t xml:space="preserve">I update database just </w:t>
       </w:r>
       <w:proofErr w:type="spellStart"/>
+      <w:proofErr w:type="gramStart"/>
       <w:r>
         <w:t>incase</w:t>
       </w:r>
       <w:proofErr w:type="spellEnd"/>
+      <w:proofErr w:type="gramEnd"/>
       <w:r>
         <w:t>, once I run the program it lets me login as a seeded role.</w:t>
       </w:r>
     </w:p>
     <w:p>
       <w:r>
+        <w:rPr>
+          <w:noProof/>
+        </w:rPr>
         <w:drawing>
           <wp:inline distT="0" distB="0" distL="0" distR="0" wp14:anchorId="2D8EC43C" wp14:editId="590AF3A8">
             <wp:extent cx="2962688" cy="485843"/>
@@ -10502,6 +10849,7 @@
       </w:pPr>
       <w:r>
         <w:rPr>
+          <w:noProof/>
           <w:lang w:val="en-GB"/>
         </w:rPr>
         <w:drawing>
@@ -10563,6 +10911,7 @@
       </w:pPr>
       <w:r>
         <w:rPr>
+          <w:noProof/>
           <w:lang w:val="en-GB"/>
         </w:rPr>
         <w:drawing>
@@ -10635,6 +10984,7 @@
       </w:pPr>
       <w:r>
         <w:rPr>
+          <w:noProof/>
           <w:lang w:val="en-GB"/>
         </w:rPr>
         <w:drawing>
@@ -10716,6 +11066,7 @@
       </w:pPr>
       <w:r>
         <w:rPr>
+          <w:noProof/>
           <w:lang w:val="en-GB"/>
         </w:rPr>
         <w:drawing>
@@ -10783,6 +11134,7 @@
       </w:pPr>
       <w:r>
         <w:rPr>
+          <w:noProof/>
           <w:lang w:val="en-GB"/>
         </w:rPr>
         <w:lastRenderedPageBreak/>
@@ -10864,11 +11216,19 @@
           <w:lang w:val="en-GB"/>
         </w:rPr>
       </w:pPr>
-      <w:r>
-        <w:rPr>
-          <w:lang w:val="en-GB"/>
-        </w:rPr>
-        <w:t>First we are going to create a new method for seeding products.</w:t>
+      <w:proofErr w:type="gramStart"/>
+      <w:r>
+        <w:rPr>
+          <w:lang w:val="en-GB"/>
+        </w:rPr>
+        <w:t>First</w:t>
+      </w:r>
+      <w:proofErr w:type="gramEnd"/>
+      <w:r>
+        <w:rPr>
+          <w:lang w:val="en-GB"/>
+        </w:rPr>
+        <w:t xml:space="preserve"> we are going to create a new method for seeding products.</w:t>
       </w:r>
     </w:p>
     <w:p>
@@ -10879,6 +11239,7 @@
       </w:pPr>
       <w:r>
         <w:rPr>
+          <w:noProof/>
           <w:lang w:val="en-GB"/>
         </w:rPr>
         <w:drawing>
@@ -10939,6 +11300,7 @@
       </w:pPr>
       <w:r>
         <w:rPr>
+          <w:noProof/>
           <w:lang w:val="en-GB"/>
         </w:rPr>
         <w:drawing>
@@ -11013,6 +11375,7 @@
       </w:pPr>
       <w:r>
         <w:rPr>
+          <w:noProof/>
           <w:lang w:val="en-GB"/>
         </w:rPr>
         <w:lastRenderedPageBreak/>
@@ -11109,6 +11472,7 @@
       </w:pPr>
       <w:r>
         <w:rPr>
+          <w:noProof/>
           <w:lang w:val="en-GB"/>
         </w:rPr>
         <w:drawing>
@@ -11189,6 +11553,7 @@
       </w:pPr>
       <w:r>
         <w:rPr>
+          <w:noProof/>
           <w:lang w:val="en-GB"/>
         </w:rPr>
         <w:lastRenderedPageBreak/>
@@ -11250,6 +11615,7 @@
       </w:pPr>
       <w:r>
         <w:rPr>
+          <w:noProof/>
           <w:lang w:val="en-GB"/>
         </w:rPr>
         <w:drawing>
@@ -11299,7 +11665,21 @@
         <w:rPr>
           <w:lang w:val="en-GB"/>
         </w:rPr>
-        <w:t>Now that description and  category have been added, we can try and run the program again.</w:t>
+        <w:t xml:space="preserve">Now that description </w:t>
+      </w:r>
+      <w:proofErr w:type="gramStart"/>
+      <w:r>
+        <w:rPr>
+          <w:lang w:val="en-GB"/>
+        </w:rPr>
+        <w:t>and  category</w:t>
+      </w:r>
+      <w:proofErr w:type="gramEnd"/>
+      <w:r>
+        <w:rPr>
+          <w:lang w:val="en-GB"/>
+        </w:rPr>
+        <w:t xml:space="preserve"> have been added, we can try and run the program again.</w:t>
       </w:r>
     </w:p>
     <w:p>
@@ -11310,6 +11690,7 @@
       </w:pPr>
       <w:r>
         <w:rPr>
+          <w:noProof/>
           <w:lang w:val="en-GB"/>
         </w:rPr>
         <w:lastRenderedPageBreak/>
@@ -11360,7 +11741,21 @@
         <w:rPr>
           <w:lang w:val="en-GB"/>
         </w:rPr>
-        <w:t xml:space="preserve">As we can see, the data has been successfully outputted onto the Products page. Although there are two things to note. First of all, available is set as empty for each product. For now, this is fine as we’re going to implement backend logic so that the </w:t>
+        <w:t xml:space="preserve">As we can see, the data has been successfully outputted onto the Products page. Although there are two things to note. </w:t>
+      </w:r>
+      <w:proofErr w:type="gramStart"/>
+      <w:r>
+        <w:rPr>
+          <w:lang w:val="en-GB"/>
+        </w:rPr>
+        <w:t>First of all</w:t>
+      </w:r>
+      <w:proofErr w:type="gramEnd"/>
+      <w:r>
+        <w:rPr>
+          <w:lang w:val="en-GB"/>
+        </w:rPr>
+        <w:t xml:space="preserve">, available is set as empty for each product. For now, this is fine as we’re going to implement backend logic so that the </w:t>
       </w:r>
       <w:proofErr w:type="spellStart"/>
       <w:r>
@@ -11402,7 +11797,35 @@
         <w:rPr>
           <w:lang w:val="en-GB"/>
         </w:rPr>
-        <w:t xml:space="preserve"> tag at the moment. We will keep it this way for now, as they will not be displayed correctly anyways due to a lack of CSS in the program at this stage of development, which will cause the images to load at incorrect sizes. We will change this later on also.</w:t>
+        <w:t xml:space="preserve"> tag </w:t>
+      </w:r>
+      <w:proofErr w:type="gramStart"/>
+      <w:r>
+        <w:rPr>
+          <w:lang w:val="en-GB"/>
+        </w:rPr>
+        <w:t>at the moment</w:t>
+      </w:r>
+      <w:proofErr w:type="gramEnd"/>
+      <w:r>
+        <w:rPr>
+          <w:lang w:val="en-GB"/>
+        </w:rPr>
+        <w:t xml:space="preserve">. We will keep it this way for now, as they will not be displayed correctly anyways due to a lack of CSS in the program at this stage of development, which will cause the images to load at incorrect sizes. We will change this </w:t>
+      </w:r>
+      <w:proofErr w:type="gramStart"/>
+      <w:r>
+        <w:rPr>
+          <w:lang w:val="en-GB"/>
+        </w:rPr>
+        <w:t>later on</w:t>
+      </w:r>
+      <w:proofErr w:type="gramEnd"/>
+      <w:r>
+        <w:rPr>
+          <w:lang w:val="en-GB"/>
+        </w:rPr>
+        <w:t xml:space="preserve"> also.</w:t>
       </w:r>
     </w:p>
     <w:p>
@@ -11413,6 +11836,7 @@
       </w:pPr>
       <w:r>
         <w:rPr>
+          <w:noProof/>
           <w:lang w:val="en-GB"/>
         </w:rPr>
         <w:drawing>
@@ -11477,7 +11901,21 @@
         <w:rPr>
           <w:lang w:val="en-GB"/>
         </w:rPr>
-        <w:t>We need to add a button to add products to the basket. The button needs to be next to each product and when run, it needs to send and post product data through the basket. If there isn’t an existent basket for the user who is logger in then a new basket should be created. It should also redirect them to the basket page to see their items.</w:t>
+        <w:t xml:space="preserve">We need to add a button to add products to the basket. The button needs to be next to each product and when run, it needs to send and post product data through the basket. If there isn’t an existent basket for the user who is logger </w:t>
+      </w:r>
+      <w:proofErr w:type="gramStart"/>
+      <w:r>
+        <w:rPr>
+          <w:lang w:val="en-GB"/>
+        </w:rPr>
+        <w:t>in</w:t>
+      </w:r>
+      <w:proofErr w:type="gramEnd"/>
+      <w:r>
+        <w:rPr>
+          <w:lang w:val="en-GB"/>
+        </w:rPr>
+        <w:t xml:space="preserve"> then a new basket should be created. It should also redirect them to the basket page to see their items.</w:t>
       </w:r>
     </w:p>
     <w:p>
@@ -11523,6 +11961,7 @@
       </w:pPr>
       <w:r>
         <w:rPr>
+          <w:noProof/>
           <w:lang w:val="en-GB"/>
         </w:rPr>
         <w:drawing>
@@ -11583,6 +12022,7 @@
       </w:pPr>
       <w:r>
         <w:rPr>
+          <w:noProof/>
           <w:lang w:val="en-GB"/>
         </w:rPr>
         <w:drawing>
@@ -11658,6 +12098,7 @@
       </w:pPr>
       <w:r>
         <w:rPr>
+          <w:noProof/>
           <w:lang w:val="en-GB"/>
         </w:rPr>
         <w:lastRenderedPageBreak/>
@@ -11706,6 +12147,7 @@
       </w:r>
       <w:r>
         <w:rPr>
+          <w:noProof/>
           <w:lang w:val="en-GB"/>
         </w:rPr>
         <w:drawing>
@@ -12096,6 +12538,1265 @@
         </w:rPr>
         <w:t>Now let’s try to add a product to the basket whilst we are logged in, it should redirect us to the basket screen sucessfully with the product in the basket.</w:t>
       </w:r>
+    </w:p>
+    <w:p>
+      <w:pPr>
+        <w:rPr>
+          <w:noProof/>
+          <w14:ligatures w14:val="standardContextual"/>
+        </w:rPr>
+      </w:pPr>
+      <w:r>
+        <w:rPr>
+          <w:noProof/>
+          <w14:ligatures w14:val="standardContextual"/>
+        </w:rPr>
+        <w:drawing>
+          <wp:inline distT="0" distB="0" distL="0" distR="0" wp14:anchorId="2FDD518D" wp14:editId="46E29232">
+            <wp:extent cx="5731510" cy="1060450"/>
+            <wp:effectExtent l="0" t="0" r="2540" b="6350"/>
+            <wp:docPr id="883523125" name="Picture 1"/>
+            <wp:cNvGraphicFramePr>
+              <a:graphicFrameLocks xmlns:a="http://schemas.openxmlformats.org/drawingml/2006/main" noChangeAspect="1"/>
+            </wp:cNvGraphicFramePr>
+            <a:graphic xmlns:a="http://schemas.openxmlformats.org/drawingml/2006/main">
+              <a:graphicData uri="http://schemas.openxmlformats.org/drawingml/2006/picture">
+                <pic:pic xmlns:pic="http://schemas.openxmlformats.org/drawingml/2006/picture">
+                  <pic:nvPicPr>
+                    <pic:cNvPr id="883523125" name=""/>
+                    <pic:cNvPicPr/>
+                  </pic:nvPicPr>
+                  <pic:blipFill>
+                    <a:blip r:embed="rId58"/>
+                    <a:stretch>
+                      <a:fillRect/>
+                    </a:stretch>
+                  </pic:blipFill>
+                  <pic:spPr>
+                    <a:xfrm>
+                      <a:off x="0" y="0"/>
+                      <a:ext cx="5731510" cy="1060450"/>
+                    </a:xfrm>
+                    <a:prstGeom prst="rect">
+                      <a:avLst/>
+                    </a:prstGeom>
+                  </pic:spPr>
+                </pic:pic>
+              </a:graphicData>
+            </a:graphic>
+          </wp:inline>
+        </w:drawing>
+      </w:r>
+    </w:p>
+    <w:p>
+      <w:pPr>
+        <w:rPr>
+          <w:noProof/>
+          <w14:ligatures w14:val="standardContextual"/>
+        </w:rPr>
+      </w:pPr>
+      <w:r>
+        <w:rPr>
+          <w:noProof/>
+          <w14:ligatures w14:val="standardContextual"/>
+        </w:rPr>
+        <w:t>Works as expected.</w:t>
+      </w:r>
+    </w:p>
+    <w:p>
+      <w:pPr>
+        <w:pStyle w:val="Heading1"/>
+        <w:rPr>
+          <w:noProof/>
+        </w:rPr>
+      </w:pPr>
+      <w:r>
+        <w:rPr>
+          <w:noProof/>
+        </w:rPr>
+        <w:lastRenderedPageBreak/>
+        <w:t>Version 0.2.5 – Basket Improvement</w:t>
+      </w:r>
+    </w:p>
+    <w:p>
+      <w:pPr>
+        <w:rPr>
+          <w:lang w:val="en-GB"/>
+        </w:rPr>
+      </w:pPr>
+      <w:proofErr w:type="gramStart"/>
+      <w:r>
+        <w:rPr>
+          <w:lang w:val="en-GB"/>
+        </w:rPr>
+        <w:t>First of all</w:t>
+      </w:r>
+      <w:proofErr w:type="gramEnd"/>
+      <w:r>
+        <w:rPr>
+          <w:lang w:val="en-GB"/>
+        </w:rPr>
+        <w:t>, we are going to go to the GET method inside of the Baskets controller.</w:t>
+      </w:r>
+    </w:p>
+    <w:p>
+      <w:pPr>
+        <w:rPr>
+          <w:lang w:val="en-GB"/>
+        </w:rPr>
+      </w:pPr>
+      <w:r>
+        <w:rPr>
+          <w:noProof/>
+          <w:lang w:val="en-GB"/>
+        </w:rPr>
+        <w:drawing>
+          <wp:inline distT="0" distB="0" distL="0" distR="0" wp14:anchorId="559C884A" wp14:editId="712566BB">
+            <wp:extent cx="4677428" cy="743054"/>
+            <wp:effectExtent l="0" t="0" r="0" b="0"/>
+            <wp:docPr id="908594181" name="Picture 1"/>
+            <wp:cNvGraphicFramePr>
+              <a:graphicFrameLocks xmlns:a="http://schemas.openxmlformats.org/drawingml/2006/main" noChangeAspect="1"/>
+            </wp:cNvGraphicFramePr>
+            <a:graphic xmlns:a="http://schemas.openxmlformats.org/drawingml/2006/main">
+              <a:graphicData uri="http://schemas.openxmlformats.org/drawingml/2006/picture">
+                <pic:pic xmlns:pic="http://schemas.openxmlformats.org/drawingml/2006/picture">
+                  <pic:nvPicPr>
+                    <pic:cNvPr id="908594181" name=""/>
+                    <pic:cNvPicPr/>
+                  </pic:nvPicPr>
+                  <pic:blipFill>
+                    <a:blip r:embed="rId59"/>
+                    <a:stretch>
+                      <a:fillRect/>
+                    </a:stretch>
+                  </pic:blipFill>
+                  <pic:spPr>
+                    <a:xfrm>
+                      <a:off x="0" y="0"/>
+                      <a:ext cx="4677428" cy="743054"/>
+                    </a:xfrm>
+                    <a:prstGeom prst="rect">
+                      <a:avLst/>
+                    </a:prstGeom>
+                  </pic:spPr>
+                </pic:pic>
+              </a:graphicData>
+            </a:graphic>
+          </wp:inline>
+        </w:drawing>
+      </w:r>
+    </w:p>
+    <w:p>
+      <w:pPr>
+        <w:rPr>
+          <w:lang w:val="en-GB"/>
+        </w:rPr>
+      </w:pPr>
+      <w:r>
+        <w:rPr>
+          <w:noProof/>
+          <w:lang w:val="en-GB"/>
+        </w:rPr>
+        <w:drawing>
+          <wp:inline distT="0" distB="0" distL="0" distR="0" wp14:anchorId="2556840D" wp14:editId="0314A55E">
+            <wp:extent cx="3677163" cy="924054"/>
+            <wp:effectExtent l="0" t="0" r="0" b="9525"/>
+            <wp:docPr id="1567930968" name="Picture 1"/>
+            <wp:cNvGraphicFramePr>
+              <a:graphicFrameLocks xmlns:a="http://schemas.openxmlformats.org/drawingml/2006/main" noChangeAspect="1"/>
+            </wp:cNvGraphicFramePr>
+            <a:graphic xmlns:a="http://schemas.openxmlformats.org/drawingml/2006/main">
+              <a:graphicData uri="http://schemas.openxmlformats.org/drawingml/2006/picture">
+                <pic:pic xmlns:pic="http://schemas.openxmlformats.org/drawingml/2006/picture">
+                  <pic:nvPicPr>
+                    <pic:cNvPr id="1567930968" name=""/>
+                    <pic:cNvPicPr/>
+                  </pic:nvPicPr>
+                  <pic:blipFill>
+                    <a:blip r:embed="rId60"/>
+                    <a:stretch>
+                      <a:fillRect/>
+                    </a:stretch>
+                  </pic:blipFill>
+                  <pic:spPr>
+                    <a:xfrm>
+                      <a:off x="0" y="0"/>
+                      <a:ext cx="3677163" cy="924054"/>
+                    </a:xfrm>
+                    <a:prstGeom prst="rect">
+                      <a:avLst/>
+                    </a:prstGeom>
+                  </pic:spPr>
+                </pic:pic>
+              </a:graphicData>
+            </a:graphic>
+          </wp:inline>
+        </w:drawing>
+      </w:r>
+    </w:p>
+    <w:p>
+      <w:pPr>
+        <w:rPr>
+          <w:lang w:val="en-GB"/>
+        </w:rPr>
+      </w:pPr>
+      <w:r>
+        <w:rPr>
+          <w:lang w:val="en-GB"/>
+        </w:rPr>
+        <w:t xml:space="preserve">Within this method, we start by finding the user who is current logged in through a variable which scans for the </w:t>
+      </w:r>
+      <w:proofErr w:type="spellStart"/>
+      <w:r>
+        <w:rPr>
+          <w:lang w:val="en-GB"/>
+        </w:rPr>
+        <w:t>userId</w:t>
+      </w:r>
+      <w:proofErr w:type="spellEnd"/>
+      <w:r>
+        <w:rPr>
+          <w:lang w:val="en-GB"/>
+        </w:rPr>
+        <w:t xml:space="preserve">, if the </w:t>
+      </w:r>
+      <w:proofErr w:type="spellStart"/>
+      <w:r>
+        <w:rPr>
+          <w:lang w:val="en-GB"/>
+        </w:rPr>
+        <w:t>userId</w:t>
+      </w:r>
+      <w:proofErr w:type="spellEnd"/>
+      <w:r>
+        <w:rPr>
+          <w:lang w:val="en-GB"/>
+        </w:rPr>
+        <w:t xml:space="preserve"> is null then </w:t>
+      </w:r>
+      <w:r>
+        <w:rPr>
+          <w:lang w:val="en-GB"/>
+        </w:rPr>
+        <w:t>we return an unauthorized response.</w:t>
+      </w:r>
+    </w:p>
+    <w:p>
+      <w:pPr>
+        <w:rPr>
+          <w:lang w:val="en-GB"/>
+        </w:rPr>
+      </w:pPr>
+      <w:r>
+        <w:rPr>
+          <w:lang w:val="en-GB"/>
+        </w:rPr>
+        <w:drawing>
+          <wp:inline distT="0" distB="0" distL="0" distR="0" wp14:anchorId="27527B32" wp14:editId="22B9031E">
+            <wp:extent cx="5731510" cy="982980"/>
+            <wp:effectExtent l="0" t="0" r="2540" b="7620"/>
+            <wp:docPr id="1429788352" name="Picture 1"/>
+            <wp:cNvGraphicFramePr>
+              <a:graphicFrameLocks xmlns:a="http://schemas.openxmlformats.org/drawingml/2006/main" noChangeAspect="1"/>
+            </wp:cNvGraphicFramePr>
+            <a:graphic xmlns:a="http://schemas.openxmlformats.org/drawingml/2006/main">
+              <a:graphicData uri="http://schemas.openxmlformats.org/drawingml/2006/picture">
+                <pic:pic xmlns:pic="http://schemas.openxmlformats.org/drawingml/2006/picture">
+                  <pic:nvPicPr>
+                    <pic:cNvPr id="1429788352" name=""/>
+                    <pic:cNvPicPr/>
+                  </pic:nvPicPr>
+                  <pic:blipFill>
+                    <a:blip r:embed="rId61"/>
+                    <a:stretch>
+                      <a:fillRect/>
+                    </a:stretch>
+                  </pic:blipFill>
+                  <pic:spPr>
+                    <a:xfrm>
+                      <a:off x="0" y="0"/>
+                      <a:ext cx="5731510" cy="982980"/>
+                    </a:xfrm>
+                    <a:prstGeom prst="rect">
+                      <a:avLst/>
+                    </a:prstGeom>
+                  </pic:spPr>
+                </pic:pic>
+              </a:graphicData>
+            </a:graphic>
+          </wp:inline>
+        </w:drawing>
+      </w:r>
+    </w:p>
+    <w:p>
+      <w:pPr>
+        <w:rPr>
+          <w:lang w:val="en-GB"/>
+        </w:rPr>
+      </w:pPr>
+      <w:r>
+        <w:rPr>
+          <w:lang w:val="en-GB"/>
+        </w:rPr>
+        <w:t xml:space="preserve">Then we check if the user has a basket, if they </w:t>
+      </w:r>
+      <w:proofErr w:type="gramStart"/>
+      <w:r>
+        <w:rPr>
+          <w:lang w:val="en-GB"/>
+        </w:rPr>
+        <w:t>don’t</w:t>
+      </w:r>
+      <w:proofErr w:type="gramEnd"/>
+      <w:r>
+        <w:rPr>
+          <w:lang w:val="en-GB"/>
+        </w:rPr>
+        <w:t xml:space="preserve"> we will create one for them. We create code, starting with making a variable called basket which finds the active basket for the user. If the variable is null (the user doesn’t have a basket) we will create a new basket for them and set their user ID, status and creation time appropriately. We will then save these changes in the database. </w:t>
+      </w:r>
+    </w:p>
+    <w:p>
+      <w:pPr>
+        <w:rPr>
+          <w:lang w:val="en-GB"/>
+        </w:rPr>
+      </w:pPr>
+      <w:r>
+        <w:rPr>
+          <w:lang w:val="en-GB"/>
+        </w:rPr>
+        <w:drawing>
+          <wp:inline distT="0" distB="0" distL="0" distR="0" wp14:anchorId="2470BDF9" wp14:editId="637E8F21">
+            <wp:extent cx="5731510" cy="1449070"/>
+            <wp:effectExtent l="0" t="0" r="2540" b="0"/>
+            <wp:docPr id="1132016538" name="Picture 1"/>
+            <wp:cNvGraphicFramePr>
+              <a:graphicFrameLocks xmlns:a="http://schemas.openxmlformats.org/drawingml/2006/main" noChangeAspect="1"/>
+            </wp:cNvGraphicFramePr>
+            <a:graphic xmlns:a="http://schemas.openxmlformats.org/drawingml/2006/main">
+              <a:graphicData uri="http://schemas.openxmlformats.org/drawingml/2006/picture">
+                <pic:pic xmlns:pic="http://schemas.openxmlformats.org/drawingml/2006/picture">
+                  <pic:nvPicPr>
+                    <pic:cNvPr id="1132016538" name=""/>
+                    <pic:cNvPicPr/>
+                  </pic:nvPicPr>
+                  <pic:blipFill>
+                    <a:blip r:embed="rId62"/>
+                    <a:stretch>
+                      <a:fillRect/>
+                    </a:stretch>
+                  </pic:blipFill>
+                  <pic:spPr>
+                    <a:xfrm>
+                      <a:off x="0" y="0"/>
+                      <a:ext cx="5731510" cy="1449070"/>
+                    </a:xfrm>
+                    <a:prstGeom prst="rect">
+                      <a:avLst/>
+                    </a:prstGeom>
+                  </pic:spPr>
+                </pic:pic>
+              </a:graphicData>
+            </a:graphic>
+          </wp:inline>
+        </w:drawing>
+      </w:r>
+    </w:p>
+    <w:p>
+      <w:pPr>
+        <w:rPr>
+          <w:lang w:val="en-GB"/>
+        </w:rPr>
+      </w:pPr>
+      <w:r>
+        <w:rPr>
+          <w:lang w:val="en-GB"/>
+        </w:rPr>
+        <w:t xml:space="preserve">The next set of code we add into this method will find </w:t>
+      </w:r>
+      <w:proofErr w:type="gramStart"/>
+      <w:r>
+        <w:rPr>
+          <w:lang w:val="en-GB"/>
+        </w:rPr>
+        <w:t>all of</w:t>
+      </w:r>
+      <w:proofErr w:type="gramEnd"/>
+      <w:r>
+        <w:rPr>
+          <w:lang w:val="en-GB"/>
+        </w:rPr>
+        <w:t xml:space="preserve"> the products in the basket and based off </w:t>
+      </w:r>
+      <w:proofErr w:type="gramStart"/>
+      <w:r>
+        <w:rPr>
+          <w:lang w:val="en-GB"/>
+        </w:rPr>
+        <w:t>all of</w:t>
+      </w:r>
+      <w:proofErr w:type="gramEnd"/>
+      <w:r>
+        <w:rPr>
+          <w:lang w:val="en-GB"/>
+        </w:rPr>
+        <w:t xml:space="preserve"> those </w:t>
+      </w:r>
+      <w:proofErr w:type="gramStart"/>
+      <w:r>
+        <w:rPr>
+          <w:lang w:val="en-GB"/>
+        </w:rPr>
+        <w:t>products,</w:t>
+      </w:r>
+      <w:proofErr w:type="gramEnd"/>
+      <w:r>
+        <w:rPr>
+          <w:lang w:val="en-GB"/>
+        </w:rPr>
+        <w:t xml:space="preserve"> the subtotal will be found. We use a variable called </w:t>
+      </w:r>
+      <w:proofErr w:type="spellStart"/>
+      <w:r>
+        <w:rPr>
+          <w:lang w:val="en-GB"/>
+        </w:rPr>
+        <w:t>basketProducts</w:t>
+      </w:r>
+      <w:proofErr w:type="spellEnd"/>
+      <w:r>
+        <w:rPr>
+          <w:lang w:val="en-GB"/>
+        </w:rPr>
+        <w:t xml:space="preserve"> to start a query on the </w:t>
+      </w:r>
+      <w:proofErr w:type="spellStart"/>
+      <w:r>
+        <w:rPr>
+          <w:lang w:val="en-GB"/>
+        </w:rPr>
+        <w:t>BasketProducts</w:t>
+      </w:r>
+      <w:proofErr w:type="spellEnd"/>
+      <w:r>
+        <w:rPr>
+          <w:lang w:val="en-GB"/>
+        </w:rPr>
+        <w:t xml:space="preserve"> table from the database using _context, we then find all of the products in the user’s basket with the .Where and then include the related basket and related product details with the lines which use .Include, we then execute the query and get the results as a list at .</w:t>
+      </w:r>
+      <w:proofErr w:type="spellStart"/>
+      <w:r>
+        <w:rPr>
+          <w:lang w:val="en-GB"/>
+        </w:rPr>
+        <w:t>ToListAsync</w:t>
+      </w:r>
+      <w:proofErr w:type="spellEnd"/>
+      <w:r>
+        <w:rPr>
+          <w:lang w:val="en-GB"/>
+        </w:rPr>
+        <w:t>, then initializing the subtotal variable using decimal.</w:t>
+      </w:r>
+      <w:r>
+        <w:rPr>
+          <w:lang w:val="en-GB"/>
+        </w:rPr>
+        <w:t xml:space="preserve"> We then use a loop with the variable </w:t>
+      </w:r>
+      <w:proofErr w:type="spellStart"/>
+      <w:r>
+        <w:rPr>
+          <w:lang w:val="en-GB"/>
+        </w:rPr>
+        <w:t>basketProducts</w:t>
+      </w:r>
+      <w:proofErr w:type="spellEnd"/>
+      <w:r>
+        <w:rPr>
+          <w:lang w:val="en-GB"/>
+        </w:rPr>
+        <w:t xml:space="preserve"> using a new variable called </w:t>
+      </w:r>
+      <w:proofErr w:type="spellStart"/>
+      <w:r>
+        <w:rPr>
+          <w:lang w:val="en-GB"/>
+        </w:rPr>
+        <w:t>basketProduct</w:t>
+      </w:r>
+      <w:proofErr w:type="spellEnd"/>
+      <w:r>
+        <w:rPr>
+          <w:lang w:val="en-GB"/>
+        </w:rPr>
+        <w:t xml:space="preserve"> to loop through each of the products in the basket. We create a new variable called </w:t>
+      </w:r>
+      <w:proofErr w:type="spellStart"/>
+      <w:r>
+        <w:rPr>
+          <w:lang w:val="en-GB"/>
+        </w:rPr>
+        <w:t>productTotal</w:t>
+      </w:r>
+      <w:proofErr w:type="spellEnd"/>
+      <w:r>
+        <w:rPr>
+          <w:lang w:val="en-GB"/>
+        </w:rPr>
+        <w:t xml:space="preserve"> which calculates the total price for the current product by gathering the price of that product from the database and multiplying it by the quantity of that </w:t>
+      </w:r>
+      <w:proofErr w:type="gramStart"/>
+      <w:r>
+        <w:rPr>
+          <w:lang w:val="en-GB"/>
+        </w:rPr>
+        <w:t>product</w:t>
+      </w:r>
+      <w:proofErr w:type="gramEnd"/>
+      <w:r>
+        <w:rPr>
+          <w:lang w:val="en-GB"/>
+        </w:rPr>
+        <w:t xml:space="preserve"> which is in the basket, it will then add the product total to the subtotal.</w:t>
+      </w:r>
+    </w:p>
+    <w:p>
+      <w:pPr>
+        <w:rPr>
+          <w:lang w:val="en-GB"/>
+        </w:rPr>
+      </w:pPr>
+      <w:r>
+        <w:rPr>
+          <w:lang w:val="en-GB"/>
+        </w:rPr>
+        <w:lastRenderedPageBreak/>
+        <w:drawing>
+          <wp:inline distT="0" distB="0" distL="0" distR="0" wp14:anchorId="2DC2CCDD" wp14:editId="29CE53CA">
+            <wp:extent cx="5731510" cy="2364740"/>
+            <wp:effectExtent l="0" t="0" r="2540" b="0"/>
+            <wp:docPr id="1761287982" name="Picture 1"/>
+            <wp:cNvGraphicFramePr>
+              <a:graphicFrameLocks xmlns:a="http://schemas.openxmlformats.org/drawingml/2006/main" noChangeAspect="1"/>
+            </wp:cNvGraphicFramePr>
+            <a:graphic xmlns:a="http://schemas.openxmlformats.org/drawingml/2006/main">
+              <a:graphicData uri="http://schemas.openxmlformats.org/drawingml/2006/picture">
+                <pic:pic xmlns:pic="http://schemas.openxmlformats.org/drawingml/2006/picture">
+                  <pic:nvPicPr>
+                    <pic:cNvPr id="1761287982" name=""/>
+                    <pic:cNvPicPr/>
+                  </pic:nvPicPr>
+                  <pic:blipFill>
+                    <a:blip r:embed="rId63"/>
+                    <a:stretch>
+                      <a:fillRect/>
+                    </a:stretch>
+                  </pic:blipFill>
+                  <pic:spPr>
+                    <a:xfrm>
+                      <a:off x="0" y="0"/>
+                      <a:ext cx="5731510" cy="2364740"/>
+                    </a:xfrm>
+                    <a:prstGeom prst="rect">
+                      <a:avLst/>
+                    </a:prstGeom>
+                  </pic:spPr>
+                </pic:pic>
+              </a:graphicData>
+            </a:graphic>
+          </wp:inline>
+        </w:drawing>
+      </w:r>
+    </w:p>
+    <w:p>
+      <w:pPr>
+        <w:rPr>
+          <w:lang w:val="en-GB"/>
+        </w:rPr>
+      </w:pPr>
+      <w:r>
+        <w:rPr>
+          <w:lang w:val="en-GB"/>
+        </w:rPr>
+        <w:t xml:space="preserve">And then finally, we add a calculation function for the loyalty discount which gets the total number of orders the user has made and applies a discount to the subtotal of the order based </w:t>
+      </w:r>
+      <w:proofErr w:type="gramStart"/>
+      <w:r>
+        <w:rPr>
+          <w:lang w:val="en-GB"/>
+        </w:rPr>
+        <w:t>off of</w:t>
+      </w:r>
+      <w:proofErr w:type="gramEnd"/>
+      <w:r>
+        <w:rPr>
+          <w:lang w:val="en-GB"/>
+        </w:rPr>
+        <w:t xml:space="preserve"> that.  For </w:t>
+      </w:r>
+      <w:proofErr w:type="gramStart"/>
+      <w:r>
+        <w:rPr>
+          <w:lang w:val="en-GB"/>
+        </w:rPr>
+        <w:t>now</w:t>
+      </w:r>
+      <w:proofErr w:type="gramEnd"/>
+      <w:r>
+        <w:rPr>
+          <w:lang w:val="en-GB"/>
+        </w:rPr>
+        <w:t xml:space="preserve"> I’m using 5 but we may add more calculations for loyalty discounts </w:t>
+      </w:r>
+      <w:proofErr w:type="gramStart"/>
+      <w:r>
+        <w:rPr>
+          <w:lang w:val="en-GB"/>
+        </w:rPr>
+        <w:t>later on</w:t>
+      </w:r>
+      <w:proofErr w:type="gramEnd"/>
+      <w:r>
+        <w:rPr>
+          <w:lang w:val="en-GB"/>
+        </w:rPr>
+        <w:t xml:space="preserve"> </w:t>
+      </w:r>
+      <w:proofErr w:type="gramStart"/>
+      <w:r>
+        <w:rPr>
+          <w:lang w:val="en-GB"/>
+        </w:rPr>
+        <w:t>and also</w:t>
+      </w:r>
+      <w:proofErr w:type="gramEnd"/>
+      <w:r>
+        <w:rPr>
+          <w:lang w:val="en-GB"/>
+        </w:rPr>
+        <w:t xml:space="preserve"> modify the current calculations, </w:t>
+      </w:r>
+      <w:proofErr w:type="gramStart"/>
+      <w:r>
+        <w:rPr>
+          <w:lang w:val="en-GB"/>
+        </w:rPr>
+        <w:t>This</w:t>
+      </w:r>
+      <w:proofErr w:type="gramEnd"/>
+      <w:r>
+        <w:rPr>
+          <w:lang w:val="en-GB"/>
+        </w:rPr>
+        <w:t xml:space="preserve"> data will then be sent to the </w:t>
+      </w:r>
+      <w:proofErr w:type="spellStart"/>
+      <w:r>
+        <w:rPr>
+          <w:lang w:val="en-GB"/>
+        </w:rPr>
+        <w:t>ViewBag</w:t>
+      </w:r>
+      <w:proofErr w:type="spellEnd"/>
+      <w:r>
+        <w:rPr>
+          <w:lang w:val="en-GB"/>
+        </w:rPr>
+        <w:t xml:space="preserve"> and then the whole method will be turned to the View.</w:t>
+      </w:r>
+    </w:p>
+    <w:p>
+      <w:pPr>
+        <w:rPr>
+          <w:lang w:val="en-GB"/>
+        </w:rPr>
+      </w:pPr>
+      <w:r>
+        <w:rPr>
+          <w:lang w:val="en-GB"/>
+        </w:rPr>
+        <w:drawing>
+          <wp:inline distT="0" distB="0" distL="0" distR="0" wp14:anchorId="65F9825E" wp14:editId="7CE1D0A7">
+            <wp:extent cx="5731510" cy="1892300"/>
+            <wp:effectExtent l="0" t="0" r="2540" b="0"/>
+            <wp:docPr id="2131139204" name="Picture 1"/>
+            <wp:cNvGraphicFramePr>
+              <a:graphicFrameLocks xmlns:a="http://schemas.openxmlformats.org/drawingml/2006/main" noChangeAspect="1"/>
+            </wp:cNvGraphicFramePr>
+            <a:graphic xmlns:a="http://schemas.openxmlformats.org/drawingml/2006/main">
+              <a:graphicData uri="http://schemas.openxmlformats.org/drawingml/2006/picture">
+                <pic:pic xmlns:pic="http://schemas.openxmlformats.org/drawingml/2006/picture">
+                  <pic:nvPicPr>
+                    <pic:cNvPr id="2131139204" name=""/>
+                    <pic:cNvPicPr/>
+                  </pic:nvPicPr>
+                  <pic:blipFill>
+                    <a:blip r:embed="rId64"/>
+                    <a:stretch>
+                      <a:fillRect/>
+                    </a:stretch>
+                  </pic:blipFill>
+                  <pic:spPr>
+                    <a:xfrm>
+                      <a:off x="0" y="0"/>
+                      <a:ext cx="5731510" cy="1892300"/>
+                    </a:xfrm>
+                    <a:prstGeom prst="rect">
+                      <a:avLst/>
+                    </a:prstGeom>
+                  </pic:spPr>
+                </pic:pic>
+              </a:graphicData>
+            </a:graphic>
+          </wp:inline>
+        </w:drawing>
+      </w:r>
+    </w:p>
+    <w:p>
+      <w:pPr>
+        <w:rPr>
+          <w:lang w:val="en-GB"/>
+        </w:rPr>
+      </w:pPr>
+    </w:p>
+    <w:p>
+      <w:pPr>
+        <w:rPr>
+          <w:lang w:val="en-GB"/>
+        </w:rPr>
+      </w:pPr>
+      <w:r>
+        <w:rPr>
+          <w:lang w:val="en-GB"/>
+        </w:rPr>
+        <w:t xml:space="preserve">Now, let’s go to the </w:t>
+      </w:r>
+      <w:proofErr w:type="spellStart"/>
+      <w:r>
+        <w:rPr>
+          <w:lang w:val="en-GB"/>
+        </w:rPr>
+        <w:t>Index.cshtml</w:t>
+      </w:r>
+      <w:proofErr w:type="spellEnd"/>
+      <w:r>
+        <w:rPr>
+          <w:lang w:val="en-GB"/>
+        </w:rPr>
+        <w:t xml:space="preserve"> file in the Baskets view.</w:t>
+      </w:r>
+    </w:p>
+    <w:p>
+      <w:pPr>
+        <w:rPr>
+          <w:lang w:val="en-GB"/>
+        </w:rPr>
+      </w:pPr>
+      <w:r>
+        <w:rPr>
+          <w:lang w:val="en-GB"/>
+        </w:rPr>
+        <w:drawing>
+          <wp:inline distT="0" distB="0" distL="0" distR="0" wp14:anchorId="334FC4A5" wp14:editId="1637C4DC">
+            <wp:extent cx="2362530" cy="1400370"/>
+            <wp:effectExtent l="0" t="0" r="0" b="0"/>
+            <wp:docPr id="915430236" name="Picture 1"/>
+            <wp:cNvGraphicFramePr>
+              <a:graphicFrameLocks xmlns:a="http://schemas.openxmlformats.org/drawingml/2006/main" noChangeAspect="1"/>
+            </wp:cNvGraphicFramePr>
+            <a:graphic xmlns:a="http://schemas.openxmlformats.org/drawingml/2006/main">
+              <a:graphicData uri="http://schemas.openxmlformats.org/drawingml/2006/picture">
+                <pic:pic xmlns:pic="http://schemas.openxmlformats.org/drawingml/2006/picture">
+                  <pic:nvPicPr>
+                    <pic:cNvPr id="915430236" name=""/>
+                    <pic:cNvPicPr/>
+                  </pic:nvPicPr>
+                  <pic:blipFill>
+                    <a:blip r:embed="rId65"/>
+                    <a:stretch>
+                      <a:fillRect/>
+                    </a:stretch>
+                  </pic:blipFill>
+                  <pic:spPr>
+                    <a:xfrm>
+                      <a:off x="0" y="0"/>
+                      <a:ext cx="2362530" cy="1400370"/>
+                    </a:xfrm>
+                    <a:prstGeom prst="rect">
+                      <a:avLst/>
+                    </a:prstGeom>
+                  </pic:spPr>
+                </pic:pic>
+              </a:graphicData>
+            </a:graphic>
+          </wp:inline>
+        </w:drawing>
+      </w:r>
+    </w:p>
+    <w:p>
+      <w:pPr>
+        <w:rPr>
+          <w:lang w:val="en-GB"/>
+        </w:rPr>
+      </w:pPr>
+      <w:r>
+        <w:rPr>
+          <w:lang w:val="en-GB"/>
+        </w:rPr>
+        <w:t>We’re going to change the model being passed through in this View from this:</w:t>
+      </w:r>
+    </w:p>
+    <w:p>
+      <w:pPr>
+        <w:rPr>
+          <w:lang w:val="en-GB"/>
+        </w:rPr>
+      </w:pPr>
+      <w:r>
+        <w:rPr>
+          <w:lang w:val="en-GB"/>
+        </w:rPr>
+        <w:drawing>
+          <wp:inline distT="0" distB="0" distL="0" distR="0" wp14:anchorId="00ED7FA4" wp14:editId="32465A2C">
+            <wp:extent cx="2553056" cy="209579"/>
+            <wp:effectExtent l="0" t="0" r="0" b="0"/>
+            <wp:docPr id="153817007" name="Picture 1"/>
+            <wp:cNvGraphicFramePr>
+              <a:graphicFrameLocks xmlns:a="http://schemas.openxmlformats.org/drawingml/2006/main" noChangeAspect="1"/>
+            </wp:cNvGraphicFramePr>
+            <a:graphic xmlns:a="http://schemas.openxmlformats.org/drawingml/2006/main">
+              <a:graphicData uri="http://schemas.openxmlformats.org/drawingml/2006/picture">
+                <pic:pic xmlns:pic="http://schemas.openxmlformats.org/drawingml/2006/picture">
+                  <pic:nvPicPr>
+                    <pic:cNvPr id="153817007" name=""/>
+                    <pic:cNvPicPr/>
+                  </pic:nvPicPr>
+                  <pic:blipFill>
+                    <a:blip r:embed="rId66"/>
+                    <a:stretch>
+                      <a:fillRect/>
+                    </a:stretch>
+                  </pic:blipFill>
+                  <pic:spPr>
+                    <a:xfrm>
+                      <a:off x="0" y="0"/>
+                      <a:ext cx="2553056" cy="209579"/>
+                    </a:xfrm>
+                    <a:prstGeom prst="rect">
+                      <a:avLst/>
+                    </a:prstGeom>
+                  </pic:spPr>
+                </pic:pic>
+              </a:graphicData>
+            </a:graphic>
+          </wp:inline>
+        </w:drawing>
+      </w:r>
+    </w:p>
+    <w:p>
+      <w:pPr>
+        <w:rPr>
+          <w:lang w:val="en-GB"/>
+        </w:rPr>
+      </w:pPr>
+      <w:r>
+        <w:rPr>
+          <w:lang w:val="en-GB"/>
+        </w:rPr>
+        <w:t>To this:</w:t>
+      </w:r>
+    </w:p>
+    <w:p>
+      <w:pPr>
+        <w:rPr>
+          <w:lang w:val="en-GB"/>
+        </w:rPr>
+      </w:pPr>
+      <w:r>
+        <w:rPr>
+          <w:lang w:val="en-GB"/>
+        </w:rPr>
+        <w:drawing>
+          <wp:inline distT="0" distB="0" distL="0" distR="0" wp14:anchorId="4C0A4A7E" wp14:editId="41D89B97">
+            <wp:extent cx="3153215" cy="314369"/>
+            <wp:effectExtent l="0" t="0" r="0" b="9525"/>
+            <wp:docPr id="484778823" name="Picture 1"/>
+            <wp:cNvGraphicFramePr>
+              <a:graphicFrameLocks xmlns:a="http://schemas.openxmlformats.org/drawingml/2006/main" noChangeAspect="1"/>
+            </wp:cNvGraphicFramePr>
+            <a:graphic xmlns:a="http://schemas.openxmlformats.org/drawingml/2006/main">
+              <a:graphicData uri="http://schemas.openxmlformats.org/drawingml/2006/picture">
+                <pic:pic xmlns:pic="http://schemas.openxmlformats.org/drawingml/2006/picture">
+                  <pic:nvPicPr>
+                    <pic:cNvPr id="484778823" name=""/>
+                    <pic:cNvPicPr/>
+                  </pic:nvPicPr>
+                  <pic:blipFill>
+                    <a:blip r:embed="rId67"/>
+                    <a:stretch>
+                      <a:fillRect/>
+                    </a:stretch>
+                  </pic:blipFill>
+                  <pic:spPr>
+                    <a:xfrm>
+                      <a:off x="0" y="0"/>
+                      <a:ext cx="3153215" cy="314369"/>
+                    </a:xfrm>
+                    <a:prstGeom prst="rect">
+                      <a:avLst/>
+                    </a:prstGeom>
+                  </pic:spPr>
+                </pic:pic>
+              </a:graphicData>
+            </a:graphic>
+          </wp:inline>
+        </w:drawing>
+      </w:r>
+    </w:p>
+    <w:p>
+      <w:pPr>
+        <w:rPr>
+          <w:lang w:val="en-GB"/>
+        </w:rPr>
+      </w:pPr>
+      <w:r>
+        <w:rPr>
+          <w:lang w:val="en-GB"/>
+        </w:rPr>
+        <w:lastRenderedPageBreak/>
+        <w:t>Then I added some HTML with very little styling, mainly focusing on the C# logic to link the front end with the database. This is how it turned out:</w:t>
+      </w:r>
+      <w:r>
+        <w:rPr>
+          <w:lang w:val="en-GB"/>
+        </w:rPr>
+        <w:br/>
+      </w:r>
+    </w:p>
+    <w:p>
+      <w:pPr>
+        <w:rPr>
+          <w:lang w:val="en-GB"/>
+        </w:rPr>
+      </w:pPr>
+      <w:r>
+        <w:rPr>
+          <w:lang w:val="en-GB"/>
+        </w:rPr>
+        <w:lastRenderedPageBreak/>
+        <w:drawing>
+          <wp:inline distT="0" distB="0" distL="0" distR="0" wp14:anchorId="7D2E1FA5" wp14:editId="6D80FAAB">
+            <wp:extent cx="5705475" cy="8863330"/>
+            <wp:effectExtent l="0" t="0" r="9525" b="0"/>
+            <wp:docPr id="1306138443" name="Picture 1"/>
+            <wp:cNvGraphicFramePr>
+              <a:graphicFrameLocks xmlns:a="http://schemas.openxmlformats.org/drawingml/2006/main" noChangeAspect="1"/>
+            </wp:cNvGraphicFramePr>
+            <a:graphic xmlns:a="http://schemas.openxmlformats.org/drawingml/2006/main">
+              <a:graphicData uri="http://schemas.openxmlformats.org/drawingml/2006/picture">
+                <pic:pic xmlns:pic="http://schemas.openxmlformats.org/drawingml/2006/picture">
+                  <pic:nvPicPr>
+                    <pic:cNvPr id="1306138443" name=""/>
+                    <pic:cNvPicPr/>
+                  </pic:nvPicPr>
+                  <pic:blipFill>
+                    <a:blip r:embed="rId68"/>
+                    <a:stretch>
+                      <a:fillRect/>
+                    </a:stretch>
+                  </pic:blipFill>
+                  <pic:spPr>
+                    <a:xfrm>
+                      <a:off x="0" y="0"/>
+                      <a:ext cx="5705475" cy="8863330"/>
+                    </a:xfrm>
+                    <a:prstGeom prst="rect">
+                      <a:avLst/>
+                    </a:prstGeom>
+                  </pic:spPr>
+                </pic:pic>
+              </a:graphicData>
+            </a:graphic>
+          </wp:inline>
+        </w:drawing>
+      </w:r>
+    </w:p>
+    <w:p>
+      <w:pPr>
+        <w:rPr>
+          <w:lang w:val="en-GB"/>
+        </w:rPr>
+      </w:pPr>
+    </w:p>
+    <w:p>
+      <w:pPr>
+        <w:rPr>
+          <w:lang w:val="en-GB"/>
+        </w:rPr>
+      </w:pPr>
+      <w:r>
+        <w:rPr>
+          <w:lang w:val="en-GB"/>
+        </w:rPr>
+        <w:t xml:space="preserve">Now, when I run the app and add another item, I should be able to have multiple items in my basket, and the front-end should look as </w:t>
+      </w:r>
+      <w:r>
+        <w:rPr>
+          <w:lang w:val="en-GB"/>
+        </w:rPr>
+        <w:t>we expected</w:t>
+      </w:r>
+      <w:r>
+        <w:rPr>
+          <w:lang w:val="en-GB"/>
+        </w:rPr>
+        <w:t>.</w:t>
+      </w:r>
+      <w:r>
+        <w:rPr>
+          <w:lang w:val="en-GB"/>
+        </w:rPr>
+        <w:t xml:space="preserve"> The total of each time should also be added up based on quantity and it should apply to the order summary as expected.</w:t>
+      </w:r>
+    </w:p>
+    <w:p>
+      <w:pPr>
+        <w:rPr>
+          <w:lang w:val="en-GB"/>
+        </w:rPr>
+      </w:pPr>
+      <w:r>
+        <w:rPr>
+          <w:lang w:val="en-GB"/>
+        </w:rPr>
+        <w:drawing>
+          <wp:inline distT="0" distB="0" distL="0" distR="0" wp14:anchorId="66240A63" wp14:editId="5CBFE1F1">
+            <wp:extent cx="5731510" cy="3345815"/>
+            <wp:effectExtent l="0" t="0" r="2540" b="6985"/>
+            <wp:docPr id="263535502" name="Picture 1"/>
+            <wp:cNvGraphicFramePr>
+              <a:graphicFrameLocks xmlns:a="http://schemas.openxmlformats.org/drawingml/2006/main" noChangeAspect="1"/>
+            </wp:cNvGraphicFramePr>
+            <a:graphic xmlns:a="http://schemas.openxmlformats.org/drawingml/2006/main">
+              <a:graphicData uri="http://schemas.openxmlformats.org/drawingml/2006/picture">
+                <pic:pic xmlns:pic="http://schemas.openxmlformats.org/drawingml/2006/picture">
+                  <pic:nvPicPr>
+                    <pic:cNvPr id="263535502" name=""/>
+                    <pic:cNvPicPr/>
+                  </pic:nvPicPr>
+                  <pic:blipFill>
+                    <a:blip r:embed="rId69"/>
+                    <a:stretch>
+                      <a:fillRect/>
+                    </a:stretch>
+                  </pic:blipFill>
+                  <pic:spPr>
+                    <a:xfrm>
+                      <a:off x="0" y="0"/>
+                      <a:ext cx="5731510" cy="3345815"/>
+                    </a:xfrm>
+                    <a:prstGeom prst="rect">
+                      <a:avLst/>
+                    </a:prstGeom>
+                  </pic:spPr>
+                </pic:pic>
+              </a:graphicData>
+            </a:graphic>
+          </wp:inline>
+        </w:drawing>
+      </w:r>
+    </w:p>
+    <w:p>
+      <w:pPr>
+        <w:rPr>
+          <w:lang w:val="en-GB"/>
+        </w:rPr>
+      </w:pPr>
+      <w:r>
+        <w:rPr>
+          <w:lang w:val="en-GB"/>
+        </w:rPr>
+        <w:t>Everything works just as anticipated.</w:t>
+      </w:r>
+    </w:p>
+    <w:p>
+      <w:pPr>
+        <w:rPr>
+          <w:lang w:val="en-GB"/>
+        </w:rPr>
+      </w:pPr>
+    </w:p>
+    <w:p>
+      <w:pPr>
+        <w:pStyle w:val="Heading1"/>
+      </w:pPr>
+      <w:r>
+        <w:t>Version 0.2.6 – Adding Links to Nav Bar</w:t>
+      </w:r>
+    </w:p>
+    <w:p>
+      <w:pPr>
+        <w:rPr>
+          <w:lang w:val="en-GB"/>
+        </w:rPr>
+      </w:pPr>
+      <w:r>
+        <w:rPr>
+          <w:lang w:val="en-GB"/>
+        </w:rPr>
+        <w:t>For ease of navigation, we’re going to quickly add links to the navigation bar inside of the _Layout file.</w:t>
+      </w:r>
+    </w:p>
+    <w:p>
+      <w:pPr>
+        <w:rPr>
+          <w:lang w:val="en-GB"/>
+        </w:rPr>
+      </w:pPr>
+    </w:p>
+    <w:p>
+      <w:pPr>
+        <w:rPr>
+          <w:lang w:val="en-GB"/>
+        </w:rPr>
+      </w:pPr>
+      <w:r>
+        <w:rPr>
+          <w:lang w:val="en-GB"/>
+        </w:rPr>
+        <w:drawing>
+          <wp:inline distT="0" distB="0" distL="0" distR="0" wp14:anchorId="3CF56AE2" wp14:editId="50817E85">
+            <wp:extent cx="5731510" cy="1489710"/>
+            <wp:effectExtent l="0" t="0" r="2540" b="0"/>
+            <wp:docPr id="1211476107" name="Picture 1"/>
+            <wp:cNvGraphicFramePr>
+              <a:graphicFrameLocks xmlns:a="http://schemas.openxmlformats.org/drawingml/2006/main" noChangeAspect="1"/>
+            </wp:cNvGraphicFramePr>
+            <a:graphic xmlns:a="http://schemas.openxmlformats.org/drawingml/2006/main">
+              <a:graphicData uri="http://schemas.openxmlformats.org/drawingml/2006/picture">
+                <pic:pic xmlns:pic="http://schemas.openxmlformats.org/drawingml/2006/picture">
+                  <pic:nvPicPr>
+                    <pic:cNvPr id="1211476107" name=""/>
+                    <pic:cNvPicPr/>
+                  </pic:nvPicPr>
+                  <pic:blipFill>
+                    <a:blip r:embed="rId70"/>
+                    <a:stretch>
+                      <a:fillRect/>
+                    </a:stretch>
+                  </pic:blipFill>
+                  <pic:spPr>
+                    <a:xfrm>
+                      <a:off x="0" y="0"/>
+                      <a:ext cx="5731510" cy="1489710"/>
+                    </a:xfrm>
+                    <a:prstGeom prst="rect">
+                      <a:avLst/>
+                    </a:prstGeom>
+                  </pic:spPr>
+                </pic:pic>
+              </a:graphicData>
+            </a:graphic>
+          </wp:inline>
+        </w:drawing>
+      </w:r>
+    </w:p>
+    <w:p>
+      <w:pPr>
+        <w:rPr>
+          <w:lang w:val="en-GB"/>
+        </w:rPr>
+      </w:pPr>
+      <w:r>
+        <w:rPr>
+          <w:lang w:val="en-GB"/>
+        </w:rPr>
+        <w:t xml:space="preserve">For </w:t>
+      </w:r>
+      <w:proofErr w:type="gramStart"/>
+      <w:r>
+        <w:rPr>
+          <w:lang w:val="en-GB"/>
+        </w:rPr>
+        <w:t>now</w:t>
+      </w:r>
+      <w:proofErr w:type="gramEnd"/>
+      <w:r>
+        <w:rPr>
+          <w:lang w:val="en-GB"/>
+        </w:rPr>
+        <w:t xml:space="preserve"> this should be fine, it simply allows to get through the page easier rather than using the URL bar to get to unique pages.</w:t>
+      </w:r>
+    </w:p>
+    <w:p>
+      <w:pPr>
+        <w:rPr>
+          <w:lang w:val="en-GB"/>
+        </w:rPr>
+      </w:pPr>
+      <w:r>
+        <w:rPr>
+          <w:lang w:val="en-GB"/>
+        </w:rPr>
+        <w:t>Once running the application, clicking each link on the navbar takes me to the correct page.</w:t>
+      </w:r>
+    </w:p>
+    <w:p>
+      <w:pPr>
+        <w:rPr>
+          <w:lang w:val="en-GB"/>
+        </w:rPr>
+      </w:pPr>
+      <w:r>
+        <w:rPr>
+          <w:lang w:val="en-GB"/>
+        </w:rPr>
+        <w:lastRenderedPageBreak/>
+        <w:drawing>
+          <wp:inline distT="0" distB="0" distL="0" distR="0" wp14:anchorId="094EDE27" wp14:editId="4E3F2876">
+            <wp:extent cx="5731510" cy="2200910"/>
+            <wp:effectExtent l="0" t="0" r="2540" b="8890"/>
+            <wp:docPr id="218572533" name="Picture 1"/>
+            <wp:cNvGraphicFramePr>
+              <a:graphicFrameLocks xmlns:a="http://schemas.openxmlformats.org/drawingml/2006/main" noChangeAspect="1"/>
+            </wp:cNvGraphicFramePr>
+            <a:graphic xmlns:a="http://schemas.openxmlformats.org/drawingml/2006/main">
+              <a:graphicData uri="http://schemas.openxmlformats.org/drawingml/2006/picture">
+                <pic:pic xmlns:pic="http://schemas.openxmlformats.org/drawingml/2006/picture">
+                  <pic:nvPicPr>
+                    <pic:cNvPr id="218572533" name=""/>
+                    <pic:cNvPicPr/>
+                  </pic:nvPicPr>
+                  <pic:blipFill>
+                    <a:blip r:embed="rId71"/>
+                    <a:stretch>
+                      <a:fillRect/>
+                    </a:stretch>
+                  </pic:blipFill>
+                  <pic:spPr>
+                    <a:xfrm>
+                      <a:off x="0" y="0"/>
+                      <a:ext cx="5731510" cy="2200910"/>
+                    </a:xfrm>
+                    <a:prstGeom prst="rect">
+                      <a:avLst/>
+                    </a:prstGeom>
+                  </pic:spPr>
+                </pic:pic>
+              </a:graphicData>
+            </a:graphic>
+          </wp:inline>
+        </w:drawing>
+      </w:r>
+    </w:p>
+    <w:p>
+      <w:pPr>
+        <w:rPr>
+          <w:lang w:val="en-GB"/>
+        </w:rPr>
+      </w:pPr>
     </w:p>
     <w:sectPr>
       <w:pgSz w:w="11906" w:h="16838"/>

--- a/Task2/Documentation/DevelopmentDiary.docx
+++ b/Task2/Documentation/DevelopmentDiary.docx
@@ -12790,6 +12790,7 @@
       </w:pPr>
       <w:r>
         <w:rPr>
+          <w:noProof/>
           <w:lang w:val="en-GB"/>
         </w:rPr>
         <w:drawing>
@@ -12864,6 +12865,7 @@
       </w:pPr>
       <w:r>
         <w:rPr>
+          <w:noProof/>
           <w:lang w:val="en-GB"/>
         </w:rPr>
         <w:drawing>
@@ -13070,6 +13072,7 @@
       </w:pPr>
       <w:r>
         <w:rPr>
+          <w:noProof/>
           <w:lang w:val="en-GB"/>
         </w:rPr>
         <w:lastRenderedPageBreak/>
@@ -13215,6 +13218,7 @@
       </w:pPr>
       <w:r>
         <w:rPr>
+          <w:noProof/>
           <w:lang w:val="en-GB"/>
         </w:rPr>
         <w:drawing>
@@ -13296,6 +13300,7 @@
       </w:pPr>
       <w:r>
         <w:rPr>
+          <w:noProof/>
           <w:lang w:val="en-GB"/>
         </w:rPr>
         <w:drawing>
@@ -13356,6 +13361,7 @@
       </w:pPr>
       <w:r>
         <w:rPr>
+          <w:noProof/>
           <w:lang w:val="en-GB"/>
         </w:rPr>
         <w:drawing>
@@ -13416,6 +13422,7 @@
       </w:pPr>
       <w:r>
         <w:rPr>
+          <w:noProof/>
           <w:lang w:val="en-GB"/>
         </w:rPr>
         <w:drawing>
@@ -13483,6 +13490,7 @@
       </w:pPr>
       <w:r>
         <w:rPr>
+          <w:noProof/>
           <w:lang w:val="en-GB"/>
         </w:rPr>
         <w:lastRenderedPageBreak/>
@@ -13569,6 +13577,7 @@
       </w:pPr>
       <w:r>
         <w:rPr>
+          <w:noProof/>
           <w:lang w:val="en-GB"/>
         </w:rPr>
         <w:drawing>
@@ -13664,6 +13673,7 @@
       </w:pPr>
       <w:r>
         <w:rPr>
+          <w:noProof/>
           <w:lang w:val="en-GB"/>
         </w:rPr>
         <w:drawing>
@@ -13751,6 +13761,7 @@
       </w:pPr>
       <w:r>
         <w:rPr>
+          <w:noProof/>
           <w:lang w:val="en-GB"/>
         </w:rPr>
         <w:lastRenderedPageBreak/>
@@ -13797,6 +13808,882 @@
           <w:lang w:val="en-GB"/>
         </w:rPr>
       </w:pPr>
+      <w:r>
+        <w:rPr>
+          <w:lang w:val="en-GB"/>
+        </w:rPr>
+        <w:t>Links work as expected.</w:t>
+      </w:r>
+    </w:p>
+    <w:p>
+      <w:pPr>
+        <w:rPr>
+          <w:lang w:val="en-GB"/>
+        </w:rPr>
+      </w:pPr>
+    </w:p>
+    <w:p>
+      <w:pPr>
+        <w:pStyle w:val="Heading1"/>
+      </w:pPr>
+      <w:r>
+        <w:t>Version 0.3.6 – Checkout Functionality</w:t>
+      </w:r>
+    </w:p>
+    <w:p>
+      <w:pPr>
+        <w:rPr>
+          <w:lang w:val="en-GB"/>
+        </w:rPr>
+      </w:pPr>
+      <w:r>
+        <w:rPr>
+          <w:lang w:val="en-GB"/>
+        </w:rPr>
+        <w:t xml:space="preserve">First, we need to add the Checkout button to the Baskets </w:t>
+      </w:r>
+      <w:proofErr w:type="spellStart"/>
+      <w:r>
+        <w:rPr>
+          <w:lang w:val="en-GB"/>
+        </w:rPr>
+        <w:t>Index.cshtml</w:t>
+      </w:r>
+      <w:proofErr w:type="spellEnd"/>
+      <w:r>
+        <w:rPr>
+          <w:lang w:val="en-GB"/>
+        </w:rPr>
+        <w:t xml:space="preserve"> page.</w:t>
+      </w:r>
+    </w:p>
+    <w:p>
+      <w:pPr>
+        <w:rPr>
+          <w:lang w:val="en-GB"/>
+        </w:rPr>
+      </w:pPr>
+      <w:r>
+        <w:rPr>
+          <w:lang w:val="en-GB"/>
+        </w:rPr>
+        <w:drawing>
+          <wp:inline distT="0" distB="0" distL="0" distR="0" wp14:anchorId="36AFB92A" wp14:editId="3C8930F1">
+            <wp:extent cx="5731510" cy="964565"/>
+            <wp:effectExtent l="0" t="0" r="2540" b="6985"/>
+            <wp:docPr id="1185354081" name="Picture 1"/>
+            <wp:cNvGraphicFramePr>
+              <a:graphicFrameLocks xmlns:a="http://schemas.openxmlformats.org/drawingml/2006/main" noChangeAspect="1"/>
+            </wp:cNvGraphicFramePr>
+            <a:graphic xmlns:a="http://schemas.openxmlformats.org/drawingml/2006/main">
+              <a:graphicData uri="http://schemas.openxmlformats.org/drawingml/2006/picture">
+                <pic:pic xmlns:pic="http://schemas.openxmlformats.org/drawingml/2006/picture">
+                  <pic:nvPicPr>
+                    <pic:cNvPr id="1185354081" name=""/>
+                    <pic:cNvPicPr/>
+                  </pic:nvPicPr>
+                  <pic:blipFill>
+                    <a:blip r:embed="rId72"/>
+                    <a:stretch>
+                      <a:fillRect/>
+                    </a:stretch>
+                  </pic:blipFill>
+                  <pic:spPr>
+                    <a:xfrm>
+                      <a:off x="0" y="0"/>
+                      <a:ext cx="5731510" cy="964565"/>
+                    </a:xfrm>
+                    <a:prstGeom prst="rect">
+                      <a:avLst/>
+                    </a:prstGeom>
+                  </pic:spPr>
+                </pic:pic>
+              </a:graphicData>
+            </a:graphic>
+          </wp:inline>
+        </w:drawing>
+      </w:r>
+    </w:p>
+    <w:p>
+      <w:pPr>
+        <w:rPr>
+          <w:noProof/>
+          <w14:ligatures w14:val="standardContextual"/>
+        </w:rPr>
+      </w:pPr>
+      <w:r>
+        <w:rPr>
+          <w:lang w:val="en-GB"/>
+        </w:rPr>
+        <w:lastRenderedPageBreak/>
+        <w:t>Running the code, we can see that this looks just fine.</w:t>
+      </w:r>
+      <w:r>
+        <w:rPr>
+          <w:noProof/>
+          <w14:ligatures w14:val="standardContextual"/>
+        </w:rPr>
+        <w:t xml:space="preserve"> </w:t>
+      </w:r>
+      <w:r>
+        <w:rPr>
+          <w:lang w:val="en-GB"/>
+        </w:rPr>
+        <w:drawing>
+          <wp:inline distT="0" distB="0" distL="0" distR="0" wp14:anchorId="77E01B5B" wp14:editId="6B86612D">
+            <wp:extent cx="4115374" cy="4896533"/>
+            <wp:effectExtent l="0" t="0" r="0" b="0"/>
+            <wp:docPr id="1918363119" name="Picture 1"/>
+            <wp:cNvGraphicFramePr>
+              <a:graphicFrameLocks xmlns:a="http://schemas.openxmlformats.org/drawingml/2006/main" noChangeAspect="1"/>
+            </wp:cNvGraphicFramePr>
+            <a:graphic xmlns:a="http://schemas.openxmlformats.org/drawingml/2006/main">
+              <a:graphicData uri="http://schemas.openxmlformats.org/drawingml/2006/picture">
+                <pic:pic xmlns:pic="http://schemas.openxmlformats.org/drawingml/2006/picture">
+                  <pic:nvPicPr>
+                    <pic:cNvPr id="1918363119" name=""/>
+                    <pic:cNvPicPr/>
+                  </pic:nvPicPr>
+                  <pic:blipFill>
+                    <a:blip r:embed="rId73"/>
+                    <a:stretch>
+                      <a:fillRect/>
+                    </a:stretch>
+                  </pic:blipFill>
+                  <pic:spPr>
+                    <a:xfrm>
+                      <a:off x="0" y="0"/>
+                      <a:ext cx="4115374" cy="4896533"/>
+                    </a:xfrm>
+                    <a:prstGeom prst="rect">
+                      <a:avLst/>
+                    </a:prstGeom>
+                  </pic:spPr>
+                </pic:pic>
+              </a:graphicData>
+            </a:graphic>
+          </wp:inline>
+        </w:drawing>
+      </w:r>
+    </w:p>
+    <w:p>
+      <w:pPr>
+        <w:rPr>
+          <w:noProof/>
+          <w14:ligatures w14:val="standardContextual"/>
+        </w:rPr>
+      </w:pPr>
+      <w:r>
+        <w:rPr>
+          <w:noProof/>
+          <w14:ligatures w14:val="standardContextual"/>
+        </w:rPr>
+        <w:t>Now, we can go into the Orders Controller and modify the GET method. Here is how it looks beforehand.</w:t>
+      </w:r>
+    </w:p>
+    <w:p>
+      <w:pPr>
+        <w:rPr>
+          <w:lang w:val="en-GB"/>
+        </w:rPr>
+      </w:pPr>
+      <w:r>
+        <w:rPr>
+          <w:lang w:val="en-GB"/>
+        </w:rPr>
+        <w:drawing>
+          <wp:inline distT="0" distB="0" distL="0" distR="0" wp14:anchorId="466F46B5" wp14:editId="35F86F89">
+            <wp:extent cx="2553056" cy="1209844"/>
+            <wp:effectExtent l="0" t="0" r="0" b="9525"/>
+            <wp:docPr id="1268675283" name="Picture 1"/>
+            <wp:cNvGraphicFramePr>
+              <a:graphicFrameLocks xmlns:a="http://schemas.openxmlformats.org/drawingml/2006/main" noChangeAspect="1"/>
+            </wp:cNvGraphicFramePr>
+            <a:graphic xmlns:a="http://schemas.openxmlformats.org/drawingml/2006/main">
+              <a:graphicData uri="http://schemas.openxmlformats.org/drawingml/2006/picture">
+                <pic:pic xmlns:pic="http://schemas.openxmlformats.org/drawingml/2006/picture">
+                  <pic:nvPicPr>
+                    <pic:cNvPr id="1268675283" name=""/>
+                    <pic:cNvPicPr/>
+                  </pic:nvPicPr>
+                  <pic:blipFill>
+                    <a:blip r:embed="rId74"/>
+                    <a:stretch>
+                      <a:fillRect/>
+                    </a:stretch>
+                  </pic:blipFill>
+                  <pic:spPr>
+                    <a:xfrm>
+                      <a:off x="0" y="0"/>
+                      <a:ext cx="2553056" cy="1209844"/>
+                    </a:xfrm>
+                    <a:prstGeom prst="rect">
+                      <a:avLst/>
+                    </a:prstGeom>
+                  </pic:spPr>
+                </pic:pic>
+              </a:graphicData>
+            </a:graphic>
+          </wp:inline>
+        </w:drawing>
+      </w:r>
+    </w:p>
+    <w:p>
+      <w:pPr>
+        <w:rPr>
+          <w:lang w:val="en-GB"/>
+        </w:rPr>
+      </w:pPr>
+      <w:r>
+        <w:rPr>
+          <w:lang w:val="en-GB"/>
+        </w:rPr>
+        <w:t>I change it to the following:</w:t>
+      </w:r>
+    </w:p>
+    <w:p>
+      <w:pPr>
+        <w:rPr>
+          <w:lang w:val="en-GB"/>
+        </w:rPr>
+      </w:pPr>
+      <w:r>
+        <w:rPr>
+          <w:lang w:val="en-GB"/>
+        </w:rPr>
+        <w:drawing>
+          <wp:inline distT="0" distB="0" distL="0" distR="0" wp14:anchorId="726FA9CB" wp14:editId="03501E1F">
+            <wp:extent cx="5731510" cy="1127125"/>
+            <wp:effectExtent l="0" t="0" r="2540" b="0"/>
+            <wp:docPr id="1899561119" name="Picture 1"/>
+            <wp:cNvGraphicFramePr>
+              <a:graphicFrameLocks xmlns:a="http://schemas.openxmlformats.org/drawingml/2006/main" noChangeAspect="1"/>
+            </wp:cNvGraphicFramePr>
+            <a:graphic xmlns:a="http://schemas.openxmlformats.org/drawingml/2006/main">
+              <a:graphicData uri="http://schemas.openxmlformats.org/drawingml/2006/picture">
+                <pic:pic xmlns:pic="http://schemas.openxmlformats.org/drawingml/2006/picture">
+                  <pic:nvPicPr>
+                    <pic:cNvPr id="1899561119" name=""/>
+                    <pic:cNvPicPr/>
+                  </pic:nvPicPr>
+                  <pic:blipFill>
+                    <a:blip r:embed="rId75"/>
+                    <a:stretch>
+                      <a:fillRect/>
+                    </a:stretch>
+                  </pic:blipFill>
+                  <pic:spPr>
+                    <a:xfrm>
+                      <a:off x="0" y="0"/>
+                      <a:ext cx="5731510" cy="1127125"/>
+                    </a:xfrm>
+                    <a:prstGeom prst="rect">
+                      <a:avLst/>
+                    </a:prstGeom>
+                  </pic:spPr>
+                </pic:pic>
+              </a:graphicData>
+            </a:graphic>
+          </wp:inline>
+        </w:drawing>
+      </w:r>
+    </w:p>
+    <w:p>
+      <w:pPr>
+        <w:rPr>
+          <w:lang w:val="en-GB"/>
+        </w:rPr>
+      </w:pPr>
+      <w:r>
+        <w:rPr>
+          <w:lang w:val="en-GB"/>
+        </w:rPr>
+        <w:t xml:space="preserve">This it to make it so that the view makes use of the </w:t>
+      </w:r>
+      <w:proofErr w:type="spellStart"/>
+      <w:r>
+        <w:rPr>
+          <w:lang w:val="en-GB"/>
+        </w:rPr>
+        <w:t>viewbag</w:t>
+      </w:r>
+      <w:proofErr w:type="spellEnd"/>
+      <w:r>
+        <w:rPr>
+          <w:lang w:val="en-GB"/>
+        </w:rPr>
+        <w:t xml:space="preserve"> </w:t>
+      </w:r>
+      <w:proofErr w:type="spellStart"/>
+      <w:r>
+        <w:rPr>
+          <w:lang w:val="en-GB"/>
+        </w:rPr>
+        <w:t>basketId</w:t>
+      </w:r>
+      <w:proofErr w:type="spellEnd"/>
+      <w:r>
+        <w:rPr>
+          <w:lang w:val="en-GB"/>
+        </w:rPr>
+        <w:t>.</w:t>
+      </w:r>
+    </w:p>
+    <w:p>
+      <w:pPr>
+        <w:rPr>
+          <w:lang w:val="en-GB"/>
+        </w:rPr>
+      </w:pPr>
+      <w:r>
+        <w:rPr>
+          <w:lang w:val="en-GB"/>
+        </w:rPr>
+        <w:lastRenderedPageBreak/>
+        <w:t>I then change the Create form for Orders, (</w:t>
+      </w:r>
+      <w:proofErr w:type="spellStart"/>
+      <w:r>
+        <w:rPr>
+          <w:lang w:val="en-GB"/>
+        </w:rPr>
+        <w:t>Create.cshtml</w:t>
+      </w:r>
+      <w:proofErr w:type="spellEnd"/>
+      <w:r>
+        <w:rPr>
+          <w:lang w:val="en-GB"/>
+        </w:rPr>
+        <w:t>) in the Orders view folder and re-create the form.</w:t>
+      </w:r>
+    </w:p>
+    <w:p>
+      <w:pPr>
+        <w:rPr>
+          <w:lang w:val="en-GB"/>
+        </w:rPr>
+      </w:pPr>
+      <w:r>
+        <w:rPr>
+          <w:lang w:val="en-GB"/>
+        </w:rPr>
+        <w:t>This is how it was beforehand:</w:t>
+      </w:r>
+    </w:p>
+    <w:p>
+      <w:pPr>
+        <w:rPr>
+          <w:lang w:val="en-GB"/>
+        </w:rPr>
+      </w:pPr>
+      <w:r>
+        <w:rPr>
+          <w:lang w:val="en-GB"/>
+        </w:rPr>
+        <w:drawing>
+          <wp:inline distT="0" distB="0" distL="0" distR="0" wp14:anchorId="70E67B99" wp14:editId="4C1AA225">
+            <wp:extent cx="5731510" cy="5784215"/>
+            <wp:effectExtent l="0" t="0" r="2540" b="6985"/>
+            <wp:docPr id="89073203" name="Picture 1"/>
+            <wp:cNvGraphicFramePr>
+              <a:graphicFrameLocks xmlns:a="http://schemas.openxmlformats.org/drawingml/2006/main" noChangeAspect="1"/>
+            </wp:cNvGraphicFramePr>
+            <a:graphic xmlns:a="http://schemas.openxmlformats.org/drawingml/2006/main">
+              <a:graphicData uri="http://schemas.openxmlformats.org/drawingml/2006/picture">
+                <pic:pic xmlns:pic="http://schemas.openxmlformats.org/drawingml/2006/picture">
+                  <pic:nvPicPr>
+                    <pic:cNvPr id="89073203" name=""/>
+                    <pic:cNvPicPr/>
+                  </pic:nvPicPr>
+                  <pic:blipFill>
+                    <a:blip r:embed="rId76"/>
+                    <a:stretch>
+                      <a:fillRect/>
+                    </a:stretch>
+                  </pic:blipFill>
+                  <pic:spPr>
+                    <a:xfrm>
+                      <a:off x="0" y="0"/>
+                      <a:ext cx="5731510" cy="5784215"/>
+                    </a:xfrm>
+                    <a:prstGeom prst="rect">
+                      <a:avLst/>
+                    </a:prstGeom>
+                  </pic:spPr>
+                </pic:pic>
+              </a:graphicData>
+            </a:graphic>
+          </wp:inline>
+        </w:drawing>
+      </w:r>
+    </w:p>
+    <w:p>
+      <w:pPr>
+        <w:rPr>
+          <w:lang w:val="en-GB"/>
+        </w:rPr>
+      </w:pPr>
+      <w:r>
+        <w:rPr>
+          <w:lang w:val="en-GB"/>
+        </w:rPr>
+        <w:t>This is how I changed the form:</w:t>
+      </w:r>
+    </w:p>
+    <w:p>
+      <w:pPr>
+        <w:rPr>
+          <w:lang w:val="en-GB"/>
+        </w:rPr>
+      </w:pPr>
+      <w:r>
+        <w:rPr>
+          <w:lang w:val="en-GB"/>
+        </w:rPr>
+        <w:lastRenderedPageBreak/>
+        <w:drawing>
+          <wp:inline distT="0" distB="0" distL="0" distR="0" wp14:anchorId="42CFBF3E" wp14:editId="36E87F45">
+            <wp:extent cx="5425440" cy="8863330"/>
+            <wp:effectExtent l="0" t="0" r="3810" b="0"/>
+            <wp:docPr id="86423056" name="Picture 1"/>
+            <wp:cNvGraphicFramePr>
+              <a:graphicFrameLocks xmlns:a="http://schemas.openxmlformats.org/drawingml/2006/main" noChangeAspect="1"/>
+            </wp:cNvGraphicFramePr>
+            <a:graphic xmlns:a="http://schemas.openxmlformats.org/drawingml/2006/main">
+              <a:graphicData uri="http://schemas.openxmlformats.org/drawingml/2006/picture">
+                <pic:pic xmlns:pic="http://schemas.openxmlformats.org/drawingml/2006/picture">
+                  <pic:nvPicPr>
+                    <pic:cNvPr id="86423056" name=""/>
+                    <pic:cNvPicPr/>
+                  </pic:nvPicPr>
+                  <pic:blipFill>
+                    <a:blip r:embed="rId77"/>
+                    <a:stretch>
+                      <a:fillRect/>
+                    </a:stretch>
+                  </pic:blipFill>
+                  <pic:spPr>
+                    <a:xfrm>
+                      <a:off x="0" y="0"/>
+                      <a:ext cx="5425440" cy="8863330"/>
+                    </a:xfrm>
+                    <a:prstGeom prst="rect">
+                      <a:avLst/>
+                    </a:prstGeom>
+                  </pic:spPr>
+                </pic:pic>
+              </a:graphicData>
+            </a:graphic>
+          </wp:inline>
+        </w:drawing>
+      </w:r>
+    </w:p>
+    <w:p>
+      <w:pPr>
+        <w:rPr>
+          <w:lang w:val="en-GB"/>
+        </w:rPr>
+      </w:pPr>
+      <w:r>
+        <w:rPr>
+          <w:lang w:val="en-GB"/>
+        </w:rPr>
+        <w:lastRenderedPageBreak/>
+        <w:t>You can see I created this form with the logic that the customer ticks a checkbox. If they click the delivery checkbox they will be given 3 different delivery methods, and if they click collection then they pick a date.</w:t>
+      </w:r>
+      <w:r>
+        <w:rPr>
+          <w:lang w:val="en-GB"/>
+        </w:rPr>
+        <w:t xml:space="preserve"> The </w:t>
+      </w:r>
+      <w:proofErr w:type="spellStart"/>
+      <w:r>
+        <w:rPr>
+          <w:lang w:val="en-GB"/>
+        </w:rPr>
+        <w:t>basketId</w:t>
+      </w:r>
+      <w:proofErr w:type="spellEnd"/>
+      <w:r>
+        <w:rPr>
+          <w:lang w:val="en-GB"/>
+        </w:rPr>
+        <w:t xml:space="preserve"> field is hidden and passed the basket Id through the backend so the order can know which basket it </w:t>
+      </w:r>
+      <w:proofErr w:type="gramStart"/>
+      <w:r>
+        <w:rPr>
+          <w:lang w:val="en-GB"/>
+        </w:rPr>
+        <w:t>belong</w:t>
+      </w:r>
+      <w:proofErr w:type="gramEnd"/>
+      <w:r>
+        <w:rPr>
+          <w:lang w:val="en-GB"/>
+        </w:rPr>
+        <w:t xml:space="preserve"> to. The validation summary at the top will be shown if the form isn’t submitted correctly.</w:t>
+      </w:r>
+    </w:p>
+    <w:p>
+      <w:pPr>
+        <w:rPr>
+          <w:lang w:val="en-GB"/>
+        </w:rPr>
+      </w:pPr>
+    </w:p>
+    <w:p>
+      <w:pPr>
+        <w:rPr>
+          <w:lang w:val="en-GB"/>
+        </w:rPr>
+      </w:pPr>
+      <w:r>
+        <w:rPr>
+          <w:lang w:val="en-GB"/>
+        </w:rPr>
+        <w:drawing>
+          <wp:inline distT="0" distB="0" distL="0" distR="0" wp14:anchorId="77372349" wp14:editId="66CD7264">
+            <wp:extent cx="5731510" cy="5799455"/>
+            <wp:effectExtent l="0" t="0" r="2540" b="0"/>
+            <wp:docPr id="1073110757" name="Picture 1"/>
+            <wp:cNvGraphicFramePr>
+              <a:graphicFrameLocks xmlns:a="http://schemas.openxmlformats.org/drawingml/2006/main" noChangeAspect="1"/>
+            </wp:cNvGraphicFramePr>
+            <a:graphic xmlns:a="http://schemas.openxmlformats.org/drawingml/2006/main">
+              <a:graphicData uri="http://schemas.openxmlformats.org/drawingml/2006/picture">
+                <pic:pic xmlns:pic="http://schemas.openxmlformats.org/drawingml/2006/picture">
+                  <pic:nvPicPr>
+                    <pic:cNvPr id="1073110757" name=""/>
+                    <pic:cNvPicPr/>
+                  </pic:nvPicPr>
+                  <pic:blipFill>
+                    <a:blip r:embed="rId78"/>
+                    <a:stretch>
+                      <a:fillRect/>
+                    </a:stretch>
+                  </pic:blipFill>
+                  <pic:spPr>
+                    <a:xfrm>
+                      <a:off x="0" y="0"/>
+                      <a:ext cx="5731510" cy="5799455"/>
+                    </a:xfrm>
+                    <a:prstGeom prst="rect">
+                      <a:avLst/>
+                    </a:prstGeom>
+                  </pic:spPr>
+                </pic:pic>
+              </a:graphicData>
+            </a:graphic>
+          </wp:inline>
+        </w:drawing>
+      </w:r>
+    </w:p>
+    <w:p>
+      <w:pPr>
+        <w:rPr>
+          <w:lang w:val="en-GB"/>
+        </w:rPr>
+      </w:pPr>
+    </w:p>
+    <w:p>
+      <w:pPr>
+        <w:rPr>
+          <w:lang w:val="en-GB"/>
+        </w:rPr>
+      </w:pPr>
+      <w:r>
+        <w:rPr>
+          <w:lang w:val="en-GB"/>
+        </w:rPr>
+        <w:t xml:space="preserve">This is the </w:t>
+      </w:r>
+      <w:proofErr w:type="gramStart"/>
+      <w:r>
+        <w:rPr>
+          <w:lang w:val="en-GB"/>
+        </w:rPr>
+        <w:t>JavaScript,</w:t>
+      </w:r>
+      <w:proofErr w:type="gramEnd"/>
+      <w:r>
+        <w:rPr>
+          <w:lang w:val="en-GB"/>
+        </w:rPr>
+        <w:t xml:space="preserve"> it controls what the customer sees depending on what they tick and stops them picking both at once. On page load it runs </w:t>
+      </w:r>
+      <w:proofErr w:type="spellStart"/>
+      <w:proofErr w:type="gramStart"/>
+      <w:r>
+        <w:rPr>
+          <w:lang w:val="en-GB"/>
+        </w:rPr>
+        <w:t>updateForm</w:t>
+      </w:r>
+      <w:proofErr w:type="spellEnd"/>
+      <w:r>
+        <w:rPr>
+          <w:lang w:val="en-GB"/>
+        </w:rPr>
+        <w:t>()</w:t>
+      </w:r>
+      <w:proofErr w:type="gramEnd"/>
+      <w:r>
+        <w:rPr>
+          <w:lang w:val="en-GB"/>
+        </w:rPr>
+        <w:t xml:space="preserve"> so everything is set to its default state which is hidden. If delivery is ticked it’ll show the dropdown for delivery and disable the collection checkbox, and if collection is ticked then it shows the collection date picker and </w:t>
+      </w:r>
+      <w:r>
+        <w:rPr>
+          <w:lang w:val="en-GB"/>
+        </w:rPr>
+        <w:t xml:space="preserve">disables </w:t>
+      </w:r>
+      <w:r>
+        <w:rPr>
+          <w:lang w:val="en-GB"/>
+        </w:rPr>
+        <w:t>the delivery checkbox so that the user can’t pick both.</w:t>
+      </w:r>
+      <w:r>
+        <w:rPr>
+          <w:lang w:val="en-GB"/>
+        </w:rPr>
+        <w:t xml:space="preserve"> The date restriction at the top will calculate todays date and add 2 days to it so its set at the minimum selectable date </w:t>
+      </w:r>
+      <w:proofErr w:type="spellStart"/>
+      <w:r>
+        <w:rPr>
+          <w:lang w:val="en-GB"/>
+        </w:rPr>
+        <w:t>opn</w:t>
+      </w:r>
+      <w:proofErr w:type="spellEnd"/>
+      <w:r>
+        <w:rPr>
+          <w:lang w:val="en-GB"/>
+        </w:rPr>
+        <w:t xml:space="preserve"> the collection date picker so the customer </w:t>
+      </w:r>
+      <w:proofErr w:type="gramStart"/>
+      <w:r>
+        <w:rPr>
+          <w:lang w:val="en-GB"/>
+        </w:rPr>
+        <w:t>wont</w:t>
+      </w:r>
+      <w:proofErr w:type="gramEnd"/>
+      <w:r>
+        <w:rPr>
+          <w:lang w:val="en-GB"/>
+        </w:rPr>
+        <w:t xml:space="preserve"> be able to book a collection for today or tomorrow. </w:t>
+      </w:r>
+      <w:r>
+        <w:rPr>
+          <w:lang w:val="en-GB"/>
+        </w:rPr>
+        <w:lastRenderedPageBreak/>
+        <w:t xml:space="preserve">The event listeners watch both checkboxes for any potential changes and re-run the </w:t>
+      </w:r>
+      <w:proofErr w:type="spellStart"/>
+      <w:proofErr w:type="gramStart"/>
+      <w:r>
+        <w:rPr>
+          <w:lang w:val="en-GB"/>
+        </w:rPr>
+        <w:t>updateForm</w:t>
+      </w:r>
+      <w:proofErr w:type="spellEnd"/>
+      <w:r>
+        <w:rPr>
+          <w:lang w:val="en-GB"/>
+        </w:rPr>
+        <w:t>(</w:t>
+      </w:r>
+      <w:proofErr w:type="gramEnd"/>
+      <w:r>
+        <w:rPr>
+          <w:lang w:val="en-GB"/>
+        </w:rPr>
+        <w:t>) each time so its always reflected whichever option is selected.</w:t>
+      </w:r>
+      <w:r>
+        <w:rPr>
+          <w:lang w:val="en-GB"/>
+        </w:rPr>
+        <w:t xml:space="preserve"> </w:t>
+      </w:r>
+      <w:proofErr w:type="gramStart"/>
+      <w:r>
+        <w:rPr>
+          <w:lang w:val="en-GB"/>
+        </w:rPr>
+        <w:t>All of</w:t>
+      </w:r>
+      <w:proofErr w:type="gramEnd"/>
+      <w:r>
+        <w:rPr>
+          <w:lang w:val="en-GB"/>
+        </w:rPr>
+        <w:t xml:space="preserve"> this code may be modified in the future for enhancement, this is just a functional base to work on, </w:t>
+      </w:r>
+      <w:proofErr w:type="gramStart"/>
+      <w:r>
+        <w:rPr>
+          <w:lang w:val="en-GB"/>
+        </w:rPr>
+        <w:t>especially</w:t>
+      </w:r>
+      <w:proofErr w:type="gramEnd"/>
+      <w:r>
+        <w:rPr>
+          <w:lang w:val="en-GB"/>
+        </w:rPr>
+        <w:t xml:space="preserve"> design wise.</w:t>
+      </w:r>
+    </w:p>
+    <w:p>
+      <w:pPr>
+        <w:rPr>
+          <w:lang w:val="en-GB"/>
+        </w:rPr>
+      </w:pPr>
+    </w:p>
+    <w:p>
+      <w:pPr>
+        <w:rPr>
+          <w:lang w:val="en-GB"/>
+        </w:rPr>
+      </w:pPr>
+      <w:r>
+        <w:rPr>
+          <w:lang w:val="en-GB"/>
+        </w:rPr>
+        <w:t xml:space="preserve">I should now have a functional proceed to checkout button when I </w:t>
+      </w:r>
+      <w:proofErr w:type="spellStart"/>
+      <w:r>
+        <w:rPr>
+          <w:lang w:val="en-GB"/>
+        </w:rPr>
+        <w:t>goto</w:t>
+      </w:r>
+      <w:proofErr w:type="spellEnd"/>
+      <w:r>
+        <w:rPr>
+          <w:lang w:val="en-GB"/>
+        </w:rPr>
+        <w:t xml:space="preserve"> the basket page once running the website.</w:t>
+      </w:r>
+      <w:r>
+        <w:rPr>
+          <w:lang w:val="en-GB"/>
+        </w:rPr>
+        <w:t xml:space="preserve"> </w:t>
+      </w:r>
+      <w:r>
+        <w:rPr>
+          <w:lang w:val="en-GB"/>
+        </w:rPr>
+        <w:drawing>
+          <wp:inline distT="0" distB="0" distL="0" distR="0" wp14:anchorId="30041C14" wp14:editId="3595CBA9">
+            <wp:extent cx="5731510" cy="3625850"/>
+            <wp:effectExtent l="0" t="0" r="2540" b="0"/>
+            <wp:docPr id="400072642" name="Picture 1"/>
+            <wp:cNvGraphicFramePr>
+              <a:graphicFrameLocks xmlns:a="http://schemas.openxmlformats.org/drawingml/2006/main" noChangeAspect="1"/>
+            </wp:cNvGraphicFramePr>
+            <a:graphic xmlns:a="http://schemas.openxmlformats.org/drawingml/2006/main">
+              <a:graphicData uri="http://schemas.openxmlformats.org/drawingml/2006/picture">
+                <pic:pic xmlns:pic="http://schemas.openxmlformats.org/drawingml/2006/picture">
+                  <pic:nvPicPr>
+                    <pic:cNvPr id="400072642" name=""/>
+                    <pic:cNvPicPr/>
+                  </pic:nvPicPr>
+                  <pic:blipFill>
+                    <a:blip r:embed="rId79"/>
+                    <a:stretch>
+                      <a:fillRect/>
+                    </a:stretch>
+                  </pic:blipFill>
+                  <pic:spPr>
+                    <a:xfrm>
+                      <a:off x="0" y="0"/>
+                      <a:ext cx="5731510" cy="3625850"/>
+                    </a:xfrm>
+                    <a:prstGeom prst="rect">
+                      <a:avLst/>
+                    </a:prstGeom>
+                  </pic:spPr>
+                </pic:pic>
+              </a:graphicData>
+            </a:graphic>
+          </wp:inline>
+        </w:drawing>
+      </w:r>
+    </w:p>
+    <w:p>
+      <w:pPr>
+        <w:rPr>
+          <w:lang w:val="en-GB"/>
+        </w:rPr>
+      </w:pPr>
+      <w:r>
+        <w:rPr>
+          <w:lang w:val="en-GB"/>
+        </w:rPr>
+        <w:t>Once I click on it, it should take me to the checkout page.</w:t>
+      </w:r>
+    </w:p>
+    <w:p>
+      <w:pPr>
+        <w:rPr>
+          <w:lang w:val="en-GB"/>
+        </w:rPr>
+      </w:pPr>
+      <w:r>
+        <w:rPr>
+          <w:lang w:val="en-GB"/>
+        </w:rPr>
+        <w:drawing>
+          <wp:inline distT="0" distB="0" distL="0" distR="0" wp14:anchorId="05E0081A" wp14:editId="0F2956B5">
+            <wp:extent cx="5731510" cy="2090420"/>
+            <wp:effectExtent l="0" t="0" r="2540" b="5080"/>
+            <wp:docPr id="1541266368" name="Picture 1"/>
+            <wp:cNvGraphicFramePr>
+              <a:graphicFrameLocks xmlns:a="http://schemas.openxmlformats.org/drawingml/2006/main" noChangeAspect="1"/>
+            </wp:cNvGraphicFramePr>
+            <a:graphic xmlns:a="http://schemas.openxmlformats.org/drawingml/2006/main">
+              <a:graphicData uri="http://schemas.openxmlformats.org/drawingml/2006/picture">
+                <pic:pic xmlns:pic="http://schemas.openxmlformats.org/drawingml/2006/picture">
+                  <pic:nvPicPr>
+                    <pic:cNvPr id="1541266368" name=""/>
+                    <pic:cNvPicPr/>
+                  </pic:nvPicPr>
+                  <pic:blipFill>
+                    <a:blip r:embed="rId80"/>
+                    <a:stretch>
+                      <a:fillRect/>
+                    </a:stretch>
+                  </pic:blipFill>
+                  <pic:spPr>
+                    <a:xfrm>
+                      <a:off x="0" y="0"/>
+                      <a:ext cx="5731510" cy="2090420"/>
+                    </a:xfrm>
+                    <a:prstGeom prst="rect">
+                      <a:avLst/>
+                    </a:prstGeom>
+                  </pic:spPr>
+                </pic:pic>
+              </a:graphicData>
+            </a:graphic>
+          </wp:inline>
+        </w:drawing>
+      </w:r>
     </w:p>
     <w:sectPr>
       <w:pgSz w:w="11906" w:h="16838"/>
